--- a/reports/Hairpin yalıtımları temel test planı.docx
+++ b/reports/Hairpin yalıtımları temel test planı.docx
@@ -53,7 +53,7 @@
           <w:sz w:val="18"/>
           <w:szCs w:val="18"/>
         </w:rPr>
-        <w:t xml:space="preserve">Taslak 3 — temel plan</w:t>
+        <w:t xml:space="preserve">Taslak 4 — temel plan</w:t>
       </w:r>
       <w:r>
         <w:rPr>
@@ -88,7 +88,7 @@
           <w:sz w:val="20"/>
           <w:szCs w:val="20"/>
         </w:rPr>
-        <w:t xml:space="preserve">Test iki aşamadan oluşur. Aşama 1'de numuneler yağsız ölçülür. Aşama 2'de aynı numuneler 150 °C'de 1000 h yaşlandırılır: yarısı e-yağda (YK), yarısı havada (HK). Ardından aynı ölçümler tekrarlanır.</w:t>
+        <w:t xml:space="preserve">Test iki aşamadan oluşur. Aşama 1'de numuneler yağsız ölçülür. Aşama 2'de aynı numuneler 150 °C'de 2000 h yaşlandırılır: yarısı e-yağda (YK), yarısı havada (HK). Ölçümler 500, 1000 ve 2000 h'te tekrarlanır.</w:t>
       </w:r>
     </w:p>
     <w:p>
@@ -123,9 +123,10 @@
       </w:tblPr>
       <w:tblGrid>
         <w:gridCol w:w="700"/>
-        <w:gridCol w:w="4562"/>
-        <w:gridCol w:w="1929"/>
-        <w:gridCol w:w="2447"/>
+        <w:gridCol w:w="2065"/>
+        <w:gridCol w:w="1697"/>
+        <w:gridCol w:w="1417"/>
+        <w:gridCol w:w="3759"/>
       </w:tblGrid>
       <w:tr>
         <w:trPr>
@@ -168,7 +169,7 @@
         </w:tc>
         <w:tc>
           <w:tcPr>
-            <w:tcW w:type="dxa" w:w="4562"/>
+            <w:tcW w:type="dxa" w:w="2065"/>
             <w:tcBorders>
               <w:top w:val="single" w:color="BFBFBF" w:sz="4"/>
               <w:left w:val="single" w:color="BFBFBF" w:sz="4"/>
@@ -202,7 +203,7 @@
         </w:tc>
         <w:tc>
           <w:tcPr>
-            <w:tcW w:type="dxa" w:w="1929"/>
+            <w:tcW w:type="dxa" w:w="1697"/>
             <w:tcBorders>
               <w:top w:val="single" w:color="BFBFBF" w:sz="4"/>
               <w:left w:val="single" w:color="BFBFBF" w:sz="4"/>
@@ -230,13 +231,47 @@
                 <w:sz w:val="16"/>
                 <w:szCs w:val="16"/>
               </w:rPr>
+              <w:t xml:space="preserve">Kaynak</w:t>
+            </w:r>
+          </w:p>
+        </w:tc>
+        <w:tc>
+          <w:tcPr>
+            <w:tcW w:type="dxa" w:w="1417"/>
+            <w:tcBorders>
+              <w:top w:val="single" w:color="BFBFBF" w:sz="4"/>
+              <w:left w:val="single" w:color="BFBFBF" w:sz="4"/>
+              <w:bottom w:val="single" w:color="BFBFBF" w:sz="4"/>
+              <w:right w:val="single" w:color="BFBFBF" w:sz="4"/>
+            </w:tcBorders>
+            <w:shd w:fill="D9E2F3" w:color="auto" w:val="clear"/>
+            <w:tcMar>
+              <w:top w:type="dxa" w:w="30"/>
+              <w:left w:type="dxa" w:w="80"/>
+              <w:bottom w:type="dxa" w:w="30"/>
+              <w:right w:type="dxa" w:w="80"/>
+            </w:tcMar>
+            <w:vAlign w:val="center"/>
+          </w:tcPr>
+          <w:p>
+            <w:pPr>
+              <w:keepNext/>
+              <w:spacing w:after="0" w:before="0" w:line="240" w:lineRule="auto"/>
+            </w:pPr>
+            <w:r>
+              <w:rPr>
+                <w:b/>
+                <w:bCs/>
+                <w:sz w:val="16"/>
+                <w:szCs w:val="16"/>
+              </w:rPr>
               <w:t xml:space="preserve">Kesit (mm)</w:t>
             </w:r>
           </w:p>
         </w:tc>
         <w:tc>
           <w:tcPr>
-            <w:tcW w:type="dxa" w:w="2447"/>
+            <w:tcW w:type="dxa" w:w="3759"/>
             <w:tcBorders>
               <w:top w:val="single" w:color="BFBFBF" w:sz="4"/>
               <w:left w:val="single" w:color="BFBFBF" w:sz="4"/>
@@ -308,7 +343,7 @@
         </w:tc>
         <w:tc>
           <w:tcPr>
-            <w:tcW w:type="dxa" w:w="4562"/>
+            <w:tcW w:type="dxa" w:w="2065"/>
             <w:tcBorders>
               <w:top w:val="single" w:color="BFBFBF" w:sz="4"/>
               <w:left w:val="single" w:color="BFBFBF" w:sz="4"/>
@@ -339,7 +374,38 @@
         </w:tc>
         <w:tc>
           <w:tcPr>
-            <w:tcW w:type="dxa" w:w="1929"/>
+            <w:tcW w:type="dxa" w:w="1697"/>
+            <w:tcBorders>
+              <w:top w:val="single" w:color="BFBFBF" w:sz="4"/>
+              <w:left w:val="single" w:color="BFBFBF" w:sz="4"/>
+              <w:bottom w:val="single" w:color="BFBFBF" w:sz="4"/>
+              <w:right w:val="single" w:color="BFBFBF" w:sz="4"/>
+            </w:tcBorders>
+            <w:tcMar>
+              <w:top w:type="dxa" w:w="30"/>
+              <w:left w:type="dxa" w:w="80"/>
+              <w:bottom w:type="dxa" w:w="30"/>
+              <w:right w:type="dxa" w:w="80"/>
+            </w:tcMar>
+            <w:vAlign w:val="top"/>
+          </w:tcPr>
+          <w:p>
+            <w:pPr>
+              <w:keepNext/>
+              <w:spacing w:after="0" w:before="0" w:line="240" w:lineRule="auto"/>
+            </w:pPr>
+            <w:r>
+              <w:rPr>
+                <w:sz w:val="16"/>
+                <w:szCs w:val="16"/>
+              </w:rPr>
+              <w:t xml:space="preserve">Stok, ~15 kg</w:t>
+            </w:r>
+          </w:p>
+        </w:tc>
+        <w:tc>
+          <w:tcPr>
+            <w:tcW w:type="dxa" w:w="1417"/>
             <w:tcBorders>
               <w:top w:val="single" w:color="BFBFBF" w:sz="4"/>
               <w:left w:val="single" w:color="BFBFBF" w:sz="4"/>
@@ -370,32 +436,32 @@
         </w:tc>
         <w:tc>
           <w:tcPr>
-            <w:tcW w:type="dxa" w:w="2447"/>
-            <w:tcBorders>
-              <w:top w:val="single" w:color="BFBFBF" w:sz="4"/>
-              <w:left w:val="single" w:color="BFBFBF" w:sz="4"/>
-              <w:bottom w:val="single" w:color="BFBFBF" w:sz="4"/>
-              <w:right w:val="single" w:color="BFBFBF" w:sz="4"/>
-            </w:tcBorders>
-            <w:tcMar>
-              <w:top w:type="dxa" w:w="30"/>
-              <w:left w:type="dxa" w:w="80"/>
-              <w:bottom w:type="dxa" w:w="30"/>
-              <w:right w:type="dxa" w:w="80"/>
-            </w:tcMar>
-            <w:vAlign w:val="top"/>
-          </w:tcPr>
-          <w:p>
-            <w:pPr>
-              <w:keepNext/>
-              <w:spacing w:after="0" w:before="0" w:line="240" w:lineRule="auto"/>
-            </w:pPr>
-            <w:r>
-              <w:rPr>
-                <w:sz w:val="16"/>
-                <w:szCs w:val="16"/>
-              </w:rPr>
-              <w:t xml:space="preserve">Stok</w:t>
+            <w:tcW w:type="dxa" w:w="3759"/>
+            <w:tcBorders>
+              <w:top w:val="single" w:color="BFBFBF" w:sz="4"/>
+              <w:left w:val="single" w:color="BFBFBF" w:sz="4"/>
+              <w:bottom w:val="single" w:color="BFBFBF" w:sz="4"/>
+              <w:right w:val="single" w:color="BFBFBF" w:sz="4"/>
+            </w:tcBorders>
+            <w:tcMar>
+              <w:top w:type="dxa" w:w="30"/>
+              <w:left w:type="dxa" w:w="80"/>
+              <w:bottom w:type="dxa" w:w="30"/>
+              <w:right w:type="dxa" w:w="80"/>
+            </w:tcMar>
+            <w:vAlign w:val="top"/>
+          </w:tcPr>
+          <w:p>
+            <w:pPr>
+              <w:keepNext/>
+              <w:spacing w:after="0" w:before="0" w:line="240" w:lineRule="auto"/>
+            </w:pPr>
+            <w:r>
+              <w:rPr>
+                <w:sz w:val="16"/>
+                <w:szCs w:val="16"/>
+              </w:rPr>
+              <w:t xml:space="preserve">—</w:t>
             </w:r>
           </w:p>
         </w:tc>
@@ -440,7 +506,7 @@
         </w:tc>
         <w:tc>
           <w:tcPr>
-            <w:tcW w:type="dxa" w:w="4562"/>
+            <w:tcW w:type="dxa" w:w="2065"/>
             <w:tcBorders>
               <w:top w:val="single" w:color="BFBFBF" w:sz="4"/>
               <w:left w:val="single" w:color="BFBFBF" w:sz="4"/>
@@ -472,7 +538,7 @@
         </w:tc>
         <w:tc>
           <w:tcPr>
-            <w:tcW w:type="dxa" w:w="1929"/>
+            <w:tcW w:type="dxa" w:w="1697"/>
             <w:tcBorders>
               <w:top w:val="single" w:color="BFBFBF" w:sz="4"/>
               <w:left w:val="single" w:color="BFBFBF" w:sz="4"/>
@@ -498,13 +564,45 @@
                 <w:sz w:val="16"/>
                 <w:szCs w:val="16"/>
               </w:rPr>
+              <w:t xml:space="preserve">Stok, 4 kg</w:t>
+            </w:r>
+          </w:p>
+        </w:tc>
+        <w:tc>
+          <w:tcPr>
+            <w:tcW w:type="dxa" w:w="1417"/>
+            <w:tcBorders>
+              <w:top w:val="single" w:color="BFBFBF" w:sz="4"/>
+              <w:left w:val="single" w:color="BFBFBF" w:sz="4"/>
+              <w:bottom w:val="single" w:color="BFBFBF" w:sz="4"/>
+              <w:right w:val="single" w:color="BFBFBF" w:sz="4"/>
+            </w:tcBorders>
+            <w:shd w:fill="F5F7FB" w:color="auto" w:val="clear"/>
+            <w:tcMar>
+              <w:top w:type="dxa" w:w="30"/>
+              <w:left w:type="dxa" w:w="80"/>
+              <w:bottom w:type="dxa" w:w="30"/>
+              <w:right w:type="dxa" w:w="80"/>
+            </w:tcMar>
+            <w:vAlign w:val="top"/>
+          </w:tcPr>
+          <w:p>
+            <w:pPr>
+              <w:keepNext/>
+              <w:spacing w:after="0" w:before="0" w:line="240" w:lineRule="auto"/>
+            </w:pPr>
+            <w:r>
+              <w:rPr>
+                <w:sz w:val="16"/>
+                <w:szCs w:val="16"/>
+              </w:rPr>
               <w:t xml:space="preserve">4,35 × 2,10</w:t>
             </w:r>
           </w:p>
         </w:tc>
         <w:tc>
           <w:tcPr>
-            <w:tcW w:type="dxa" w:w="2447"/>
+            <w:tcW w:type="dxa" w:w="3759"/>
             <w:tcBorders>
               <w:top w:val="single" w:color="BFBFBF" w:sz="4"/>
               <w:left w:val="single" w:color="BFBFBF" w:sz="4"/>
@@ -530,7 +628,7 @@
                 <w:sz w:val="16"/>
                 <w:szCs w:val="16"/>
               </w:rPr>
-              <w:t xml:space="preserve">Stok (4 kg)</w:t>
+              <w:t xml:space="preserve">≈49 m; plan için yeterli</w:t>
             </w:r>
           </w:p>
         </w:tc>
@@ -574,7 +672,7 @@
         </w:tc>
         <w:tc>
           <w:tcPr>
-            <w:tcW w:type="dxa" w:w="4562"/>
+            <w:tcW w:type="dxa" w:w="2065"/>
             <w:tcBorders>
               <w:top w:val="single" w:color="BFBFBF" w:sz="4"/>
               <w:left w:val="single" w:color="BFBFBF" w:sz="4"/>
@@ -605,7 +703,38 @@
         </w:tc>
         <w:tc>
           <w:tcPr>
-            <w:tcW w:type="dxa" w:w="1929"/>
+            <w:tcW w:type="dxa" w:w="1697"/>
+            <w:tcBorders>
+              <w:top w:val="single" w:color="BFBFBF" w:sz="4"/>
+              <w:left w:val="single" w:color="BFBFBF" w:sz="4"/>
+              <w:bottom w:val="single" w:color="BFBFBF" w:sz="4"/>
+              <w:right w:val="single" w:color="BFBFBF" w:sz="4"/>
+            </w:tcBorders>
+            <w:tcMar>
+              <w:top w:type="dxa" w:w="30"/>
+              <w:left w:type="dxa" w:w="80"/>
+              <w:bottom w:type="dxa" w:w="30"/>
+              <w:right w:type="dxa" w:w="80"/>
+            </w:tcMar>
+            <w:vAlign w:val="top"/>
+          </w:tcPr>
+          <w:p>
+            <w:pPr>
+              <w:keepNext/>
+              <w:spacing w:after="0" w:before="0" w:line="240" w:lineRule="auto"/>
+            </w:pPr>
+            <w:r>
+              <w:rPr>
+                <w:sz w:val="16"/>
+                <w:szCs w:val="16"/>
+              </w:rPr>
+              <w:t xml:space="preserve">Stok, 29 kg</w:t>
+            </w:r>
+          </w:p>
+        </w:tc>
+        <w:tc>
+          <w:tcPr>
+            <w:tcW w:type="dxa" w:w="1417"/>
             <w:tcBorders>
               <w:top w:val="single" w:color="BFBFBF" w:sz="4"/>
               <w:left w:val="single" w:color="BFBFBF" w:sz="4"/>
@@ -636,32 +765,32 @@
         </w:tc>
         <w:tc>
           <w:tcPr>
-            <w:tcW w:type="dxa" w:w="2447"/>
-            <w:tcBorders>
-              <w:top w:val="single" w:color="BFBFBF" w:sz="4"/>
-              <w:left w:val="single" w:color="BFBFBF" w:sz="4"/>
-              <w:bottom w:val="single" w:color="BFBFBF" w:sz="4"/>
-              <w:right w:val="single" w:color="BFBFBF" w:sz="4"/>
-            </w:tcBorders>
-            <w:tcMar>
-              <w:top w:type="dxa" w:w="30"/>
-              <w:left w:type="dxa" w:w="80"/>
-              <w:bottom w:type="dxa" w:w="30"/>
-              <w:right w:type="dxa" w:w="80"/>
-            </w:tcMar>
-            <w:vAlign w:val="top"/>
-          </w:tcPr>
-          <w:p>
-            <w:pPr>
-              <w:keepNext/>
-              <w:spacing w:after="0" w:before="0" w:line="240" w:lineRule="auto"/>
-            </w:pPr>
-            <w:r>
-              <w:rPr>
-                <w:sz w:val="16"/>
-                <w:szCs w:val="16"/>
-              </w:rPr>
-              <w:t xml:space="preserve">Stok</w:t>
+            <w:tcW w:type="dxa" w:w="3759"/>
+            <w:tcBorders>
+              <w:top w:val="single" w:color="BFBFBF" w:sz="4"/>
+              <w:left w:val="single" w:color="BFBFBF" w:sz="4"/>
+              <w:bottom w:val="single" w:color="BFBFBF" w:sz="4"/>
+              <w:right w:val="single" w:color="BFBFBF" w:sz="4"/>
+            </w:tcBorders>
+            <w:tcMar>
+              <w:top w:type="dxa" w:w="30"/>
+              <w:left w:type="dxa" w:w="80"/>
+              <w:bottom w:type="dxa" w:w="30"/>
+              <w:right w:type="dxa" w:w="80"/>
+            </w:tcMar>
+            <w:vAlign w:val="top"/>
+          </w:tcPr>
+          <w:p>
+            <w:pPr>
+              <w:keepNext/>
+              <w:spacing w:after="0" w:before="0" w:line="240" w:lineRule="auto"/>
+            </w:pPr>
+            <w:r>
+              <w:rPr>
+                <w:sz w:val="16"/>
+                <w:szCs w:val="16"/>
+              </w:rPr>
+              <w:t xml:space="preserve">—</w:t>
             </w:r>
           </w:p>
         </w:tc>
@@ -706,7 +835,7 @@
         </w:tc>
         <w:tc>
           <w:tcPr>
-            <w:tcW w:type="dxa" w:w="4562"/>
+            <w:tcW w:type="dxa" w:w="2065"/>
             <w:tcBorders>
               <w:top w:val="single" w:color="BFBFBF" w:sz="4"/>
               <w:left w:val="single" w:color="BFBFBF" w:sz="4"/>
@@ -738,7 +867,7 @@
         </w:tc>
         <w:tc>
           <w:tcPr>
-            <w:tcW w:type="dxa" w:w="1929"/>
+            <w:tcW w:type="dxa" w:w="1697"/>
             <w:tcBorders>
               <w:top w:val="single" w:color="BFBFBF" w:sz="4"/>
               <w:left w:val="single" w:color="BFBFBF" w:sz="4"/>
@@ -764,13 +893,45 @@
                 <w:sz w:val="16"/>
                 <w:szCs w:val="16"/>
               </w:rPr>
+              <w:t xml:space="preserve">Stok, 100 kg</w:t>
+            </w:r>
+          </w:p>
+        </w:tc>
+        <w:tc>
+          <w:tcPr>
+            <w:tcW w:type="dxa" w:w="1417"/>
+            <w:tcBorders>
+              <w:top w:val="single" w:color="BFBFBF" w:sz="4"/>
+              <w:left w:val="single" w:color="BFBFBF" w:sz="4"/>
+              <w:bottom w:val="single" w:color="BFBFBF" w:sz="4"/>
+              <w:right w:val="single" w:color="BFBFBF" w:sz="4"/>
+            </w:tcBorders>
+            <w:shd w:fill="F5F7FB" w:color="auto" w:val="clear"/>
+            <w:tcMar>
+              <w:top w:type="dxa" w:w="30"/>
+              <w:left w:type="dxa" w:w="80"/>
+              <w:bottom w:type="dxa" w:w="30"/>
+              <w:right w:type="dxa" w:w="80"/>
+            </w:tcMar>
+            <w:vAlign w:val="top"/>
+          </w:tcPr>
+          <w:p>
+            <w:pPr>
+              <w:keepNext/>
+              <w:spacing w:after="0" w:before="0" w:line="240" w:lineRule="auto"/>
+            </w:pPr>
+            <w:r>
+              <w:rPr>
+                <w:sz w:val="16"/>
+                <w:szCs w:val="16"/>
+              </w:rPr>
               <w:t xml:space="preserve">5,60 × 2,25</w:t>
             </w:r>
           </w:p>
         </w:tc>
         <w:tc>
           <w:tcPr>
-            <w:tcW w:type="dxa" w:w="2447"/>
+            <w:tcW w:type="dxa" w:w="3759"/>
             <w:tcBorders>
               <w:top w:val="single" w:color="BFBFBF" w:sz="4"/>
               <w:left w:val="single" w:color="BFBFBF" w:sz="4"/>
@@ -796,7 +957,7 @@
                 <w:sz w:val="16"/>
                 <w:szCs w:val="16"/>
               </w:rPr>
-              <w:t xml:space="preserve">Stok; kesit farklı</w:t>
+              <w:t xml:space="preserve">Kesit farklı</w:t>
             </w:r>
           </w:p>
         </w:tc>
@@ -840,38 +1001,69 @@
         </w:tc>
         <w:tc>
           <w:tcPr>
-            <w:tcW w:type="dxa" w:w="4562"/>
-            <w:tcBorders>
-              <w:top w:val="single" w:color="BFBFBF" w:sz="4"/>
-              <w:left w:val="single" w:color="BFBFBF" w:sz="4"/>
-              <w:bottom w:val="single" w:color="BFBFBF" w:sz="4"/>
-              <w:right w:val="single" w:color="BFBFBF" w:sz="4"/>
-            </w:tcBorders>
-            <w:tcMar>
-              <w:top w:type="dxa" w:w="30"/>
-              <w:left w:type="dxa" w:w="80"/>
-              <w:bottom w:type="dxa" w:w="30"/>
-              <w:right w:type="dxa" w:w="80"/>
-            </w:tcMar>
-            <w:vAlign w:val="top"/>
-          </w:tcPr>
-          <w:p>
-            <w:pPr>
-              <w:keepNext/>
-              <w:spacing w:after="0" w:before="0" w:line="240" w:lineRule="auto"/>
-            </w:pPr>
-            <w:r>
-              <w:rPr>
-                <w:sz w:val="16"/>
-                <w:szCs w:val="16"/>
-              </w:rPr>
-              <w:t xml:space="preserve">Folyo + cam (opsiyonel)</w:t>
-            </w:r>
-          </w:p>
-        </w:tc>
-        <w:tc>
-          <w:tcPr>
-            <w:tcW w:type="dxa" w:w="1929"/>
+            <w:tcW w:type="dxa" w:w="2065"/>
+            <w:tcBorders>
+              <w:top w:val="single" w:color="BFBFBF" w:sz="4"/>
+              <w:left w:val="single" w:color="BFBFBF" w:sz="4"/>
+              <w:bottom w:val="single" w:color="BFBFBF" w:sz="4"/>
+              <w:right w:val="single" w:color="BFBFBF" w:sz="4"/>
+            </w:tcBorders>
+            <w:tcMar>
+              <w:top w:type="dxa" w:w="30"/>
+              <w:left w:type="dxa" w:w="80"/>
+              <w:bottom w:type="dxa" w:w="30"/>
+              <w:right w:type="dxa" w:w="80"/>
+            </w:tcMar>
+            <w:vAlign w:val="top"/>
+          </w:tcPr>
+          <w:p>
+            <w:pPr>
+              <w:keepNext/>
+              <w:spacing w:after="0" w:before="0" w:line="240" w:lineRule="auto"/>
+            </w:pPr>
+            <w:r>
+              <w:rPr>
+                <w:sz w:val="16"/>
+                <w:szCs w:val="16"/>
+              </w:rPr>
+              <w:t xml:space="preserve">Folyo + cam</w:t>
+            </w:r>
+          </w:p>
+        </w:tc>
+        <w:tc>
+          <w:tcPr>
+            <w:tcW w:type="dxa" w:w="1697"/>
+            <w:tcBorders>
+              <w:top w:val="single" w:color="BFBFBF" w:sz="4"/>
+              <w:left w:val="single" w:color="BFBFBF" w:sz="4"/>
+              <w:bottom w:val="single" w:color="BFBFBF" w:sz="4"/>
+              <w:right w:val="single" w:color="BFBFBF" w:sz="4"/>
+            </w:tcBorders>
+            <w:tcMar>
+              <w:top w:type="dxa" w:w="30"/>
+              <w:left w:type="dxa" w:w="80"/>
+              <w:bottom w:type="dxa" w:w="30"/>
+              <w:right w:type="dxa" w:w="80"/>
+            </w:tcMar>
+            <w:vAlign w:val="top"/>
+          </w:tcPr>
+          <w:p>
+            <w:pPr>
+              <w:keepNext/>
+              <w:spacing w:after="0" w:before="0" w:line="240" w:lineRule="auto"/>
+            </w:pPr>
+            <w:r>
+              <w:rPr>
+                <w:sz w:val="16"/>
+                <w:szCs w:val="16"/>
+              </w:rPr>
+              <w:t xml:space="preserve">Stok, 52 kg</w:t>
+            </w:r>
+          </w:p>
+        </w:tc>
+        <w:tc>
+          <w:tcPr>
+            <w:tcW w:type="dxa" w:w="1417"/>
             <w:tcBorders>
               <w:top w:val="single" w:color="BFBFBF" w:sz="4"/>
               <w:left w:val="single" w:color="BFBFBF" w:sz="4"/>
@@ -902,32 +1094,32 @@
         </w:tc>
         <w:tc>
           <w:tcPr>
-            <w:tcW w:type="dxa" w:w="2447"/>
-            <w:tcBorders>
-              <w:top w:val="single" w:color="BFBFBF" w:sz="4"/>
-              <w:left w:val="single" w:color="BFBFBF" w:sz="4"/>
-              <w:bottom w:val="single" w:color="BFBFBF" w:sz="4"/>
-              <w:right w:val="single" w:color="BFBFBF" w:sz="4"/>
-            </w:tcBorders>
-            <w:tcMar>
-              <w:top w:type="dxa" w:w="30"/>
-              <w:left w:type="dxa" w:w="80"/>
-              <w:bottom w:type="dxa" w:w="30"/>
-              <w:right w:type="dxa" w:w="80"/>
-            </w:tcMar>
-            <w:vAlign w:val="top"/>
-          </w:tcPr>
-          <w:p>
-            <w:pPr>
-              <w:keepNext/>
-              <w:spacing w:after="0" w:before="0" w:line="240" w:lineRule="auto"/>
-            </w:pPr>
-            <w:r>
-              <w:rPr>
-                <w:sz w:val="16"/>
-                <w:szCs w:val="16"/>
-              </w:rPr>
-              <w:t xml:space="preserve">Stok</w:t>
+            <w:tcW w:type="dxa" w:w="3759"/>
+            <w:tcBorders>
+              <w:top w:val="single" w:color="BFBFBF" w:sz="4"/>
+              <w:left w:val="single" w:color="BFBFBF" w:sz="4"/>
+              <w:bottom w:val="single" w:color="BFBFBF" w:sz="4"/>
+              <w:right w:val="single" w:color="BFBFBF" w:sz="4"/>
+            </w:tcBorders>
+            <w:tcMar>
+              <w:top w:type="dxa" w:w="30"/>
+              <w:left w:type="dxa" w:w="80"/>
+              <w:bottom w:type="dxa" w:w="30"/>
+              <w:right w:type="dxa" w:w="80"/>
+            </w:tcMar>
+            <w:vAlign w:val="top"/>
+          </w:tcPr>
+          <w:p>
+            <w:pPr>
+              <w:keepNext/>
+              <w:spacing w:after="0" w:before="0" w:line="240" w:lineRule="auto"/>
+            </w:pPr>
+            <w:r>
+              <w:rPr>
+                <w:sz w:val="16"/>
+                <w:szCs w:val="16"/>
+              </w:rPr>
+              <w:t xml:space="preserve">Opsiyonel; kesit farklı</w:t>
             </w:r>
           </w:p>
         </w:tc>
@@ -956,7 +1148,7 @@
           </w:tcPr>
           <w:p>
             <w:pPr>
-              <w:keepNext w:val="false"/>
+              <w:keepNext/>
               <w:spacing w:after="0" w:before="0" w:line="240" w:lineRule="auto"/>
             </w:pPr>
             <w:r>
@@ -966,13 +1158,13 @@
                 <w:sz w:val="16"/>
                 <w:szCs w:val="16"/>
               </w:rPr>
-              <w:t xml:space="preserve">B grubu</w:t>
-            </w:r>
-          </w:p>
-        </w:tc>
-        <w:tc>
-          <w:tcPr>
-            <w:tcW w:type="dxa" w:w="4562"/>
+              <w:t xml:space="preserve">PX</w:t>
+            </w:r>
+          </w:p>
+        </w:tc>
+        <w:tc>
+          <w:tcPr>
+            <w:tcW w:type="dxa" w:w="2065"/>
             <w:tcBorders>
               <w:top w:val="single" w:color="BFBFBF" w:sz="4"/>
               <w:left w:val="single" w:color="BFBFBF" w:sz="4"/>
@@ -990,21 +1182,647 @@
           </w:tcPr>
           <w:p>
             <w:pPr>
+              <w:keepNext/>
+              <w:spacing w:after="0" w:before="0" w:line="240" w:lineRule="auto"/>
+            </w:pPr>
+            <w:r>
+              <w:rPr>
+                <w:sz w:val="16"/>
+                <w:szCs w:val="16"/>
+              </w:rPr>
+              <w:t xml:space="preserve">Ekstrüde PEEK</w:t>
+            </w:r>
+          </w:p>
+        </w:tc>
+        <w:tc>
+          <w:tcPr>
+            <w:tcW w:type="dxa" w:w="1697"/>
+            <w:tcBorders>
+              <w:top w:val="single" w:color="BFBFBF" w:sz="4"/>
+              <w:left w:val="single" w:color="BFBFBF" w:sz="4"/>
+              <w:bottom w:val="single" w:color="BFBFBF" w:sz="4"/>
+              <w:right w:val="single" w:color="BFBFBF" w:sz="4"/>
+            </w:tcBorders>
+            <w:shd w:fill="F5F7FB" w:color="auto" w:val="clear"/>
+            <w:tcMar>
+              <w:top w:type="dxa" w:w="30"/>
+              <w:left w:type="dxa" w:w="80"/>
+              <w:bottom w:type="dxa" w:w="30"/>
+              <w:right w:type="dxa" w:w="80"/>
+            </w:tcMar>
+            <w:vAlign w:val="top"/>
+          </w:tcPr>
+          <w:p>
+            <w:pPr>
+              <w:keepNext/>
+              <w:spacing w:after="0" w:before="0" w:line="240" w:lineRule="auto"/>
+            </w:pPr>
+            <w:r>
+              <w:rPr>
+                <w:sz w:val="16"/>
+                <w:szCs w:val="16"/>
+              </w:rPr>
+              <w:t xml:space="preserve">Talep: tedarik</w:t>
+            </w:r>
+          </w:p>
+        </w:tc>
+        <w:tc>
+          <w:tcPr>
+            <w:tcW w:type="dxa" w:w="1417"/>
+            <w:tcBorders>
+              <w:top w:val="single" w:color="BFBFBF" w:sz="4"/>
+              <w:left w:val="single" w:color="BFBFBF" w:sz="4"/>
+              <w:bottom w:val="single" w:color="BFBFBF" w:sz="4"/>
+              <w:right w:val="single" w:color="BFBFBF" w:sz="4"/>
+            </w:tcBorders>
+            <w:shd w:fill="F5F7FB" w:color="auto" w:val="clear"/>
+            <w:tcMar>
+              <w:top w:type="dxa" w:w="30"/>
+              <w:left w:type="dxa" w:w="80"/>
+              <w:bottom w:type="dxa" w:w="30"/>
+              <w:right w:type="dxa" w:w="80"/>
+            </w:tcMar>
+            <w:vAlign w:val="top"/>
+          </w:tcPr>
+          <w:p>
+            <w:pPr>
+              <w:keepNext/>
+              <w:spacing w:after="0" w:before="0" w:line="240" w:lineRule="auto"/>
+            </w:pPr>
+            <w:r>
+              <w:rPr>
+                <w:sz w:val="16"/>
+                <w:szCs w:val="16"/>
+              </w:rPr>
+              <w:t xml:space="preserve">4,35 × 2,10</w:t>
+            </w:r>
+          </w:p>
+        </w:tc>
+        <w:tc>
+          <w:tcPr>
+            <w:tcW w:type="dxa" w:w="3759"/>
+            <w:tcBorders>
+              <w:top w:val="single" w:color="BFBFBF" w:sz="4"/>
+              <w:left w:val="single" w:color="BFBFBF" w:sz="4"/>
+              <w:bottom w:val="single" w:color="BFBFBF" w:sz="4"/>
+              <w:right w:val="single" w:color="BFBFBF" w:sz="4"/>
+            </w:tcBorders>
+            <w:shd w:fill="F5F7FB" w:color="auto" w:val="clear"/>
+            <w:tcMar>
+              <w:top w:type="dxa" w:w="30"/>
+              <w:left w:type="dxa" w:w="80"/>
+              <w:bottom w:type="dxa" w:w="30"/>
+              <w:right w:type="dxa" w:w="80"/>
+            </w:tcMar>
+            <w:vAlign w:val="top"/>
+          </w:tcPr>
+          <w:p>
+            <w:pPr>
+              <w:keepNext/>
+              <w:spacing w:after="0" w:before="0" w:line="240" w:lineRule="auto"/>
+            </w:pPr>
+            <w:r>
+              <w:rPr>
+                <w:sz w:val="16"/>
+                <w:szCs w:val="16"/>
+              </w:rPr>
+              <w:t xml:space="preserve">Yalıtım kalınlığı ve sınıfı üretici verisiyle</w:t>
+            </w:r>
+          </w:p>
+        </w:tc>
+      </w:tr>
+      <w:tr>
+        <w:trPr>
+          <w:cantSplit/>
+        </w:trPr>
+        <w:tc>
+          <w:tcPr>
+            <w:tcW w:type="dxa" w:w="700"/>
+            <w:tcBorders>
+              <w:top w:val="single" w:color="BFBFBF" w:sz="4"/>
+              <w:left w:val="single" w:color="BFBFBF" w:sz="4"/>
+              <w:bottom w:val="single" w:color="BFBFBF" w:sz="4"/>
+              <w:right w:val="single" w:color="BFBFBF" w:sz="4"/>
+            </w:tcBorders>
+            <w:tcMar>
+              <w:top w:type="dxa" w:w="30"/>
+              <w:left w:type="dxa" w:w="80"/>
+              <w:bottom w:type="dxa" w:w="30"/>
+              <w:right w:type="dxa" w:w="80"/>
+            </w:tcMar>
+            <w:vAlign w:val="top"/>
+          </w:tcPr>
+          <w:p>
+            <w:pPr>
+              <w:keepNext/>
+              <w:spacing w:after="0" w:before="0" w:line="240" w:lineRule="auto"/>
+            </w:pPr>
+            <w:r>
+              <w:rPr>
+                <w:b/>
+                <w:bCs/>
+                <w:sz w:val="16"/>
+                <w:szCs w:val="16"/>
+              </w:rPr>
+              <w:t xml:space="preserve">PT</w:t>
+            </w:r>
+          </w:p>
+        </w:tc>
+        <w:tc>
+          <w:tcPr>
+            <w:tcW w:type="dxa" w:w="2065"/>
+            <w:tcBorders>
+              <w:top w:val="single" w:color="BFBFBF" w:sz="4"/>
+              <w:left w:val="single" w:color="BFBFBF" w:sz="4"/>
+              <w:bottom w:val="single" w:color="BFBFBF" w:sz="4"/>
+              <w:right w:val="single" w:color="BFBFBF" w:sz="4"/>
+            </w:tcBorders>
+            <w:tcMar>
+              <w:top w:type="dxa" w:w="30"/>
+              <w:left w:type="dxa" w:w="80"/>
+              <w:bottom w:type="dxa" w:w="30"/>
+              <w:right w:type="dxa" w:w="80"/>
+            </w:tcMar>
+            <w:vAlign w:val="top"/>
+          </w:tcPr>
+          <w:p>
+            <w:pPr>
+              <w:keepNext/>
+              <w:spacing w:after="0" w:before="0" w:line="240" w:lineRule="auto"/>
+            </w:pPr>
+            <w:r>
+              <w:rPr>
+                <w:sz w:val="16"/>
+                <w:szCs w:val="16"/>
+              </w:rPr>
+              <w:t xml:space="preserve">PEEK tüp</w:t>
+            </w:r>
+          </w:p>
+        </w:tc>
+        <w:tc>
+          <w:tcPr>
+            <w:tcW w:type="dxa" w:w="1697"/>
+            <w:tcBorders>
+              <w:top w:val="single" w:color="BFBFBF" w:sz="4"/>
+              <w:left w:val="single" w:color="BFBFBF" w:sz="4"/>
+              <w:bottom w:val="single" w:color="BFBFBF" w:sz="4"/>
+              <w:right w:val="single" w:color="BFBFBF" w:sz="4"/>
+            </w:tcBorders>
+            <w:tcMar>
+              <w:top w:type="dxa" w:w="30"/>
+              <w:left w:type="dxa" w:w="80"/>
+              <w:bottom w:type="dxa" w:w="30"/>
+              <w:right w:type="dxa" w:w="80"/>
+            </w:tcMar>
+            <w:vAlign w:val="top"/>
+          </w:tcPr>
+          <w:p>
+            <w:pPr>
+              <w:keepNext/>
+              <w:spacing w:after="0" w:before="0" w:line="240" w:lineRule="auto"/>
+            </w:pPr>
+            <w:r>
+              <w:rPr>
+                <w:sz w:val="16"/>
+                <w:szCs w:val="16"/>
+              </w:rPr>
+              <w:t xml:space="preserve">Talep: tüp</w:t>
+            </w:r>
+          </w:p>
+        </w:tc>
+        <w:tc>
+          <w:tcPr>
+            <w:tcW w:type="dxa" w:w="1417"/>
+            <w:tcBorders>
+              <w:top w:val="single" w:color="BFBFBF" w:sz="4"/>
+              <w:left w:val="single" w:color="BFBFBF" w:sz="4"/>
+              <w:bottom w:val="single" w:color="BFBFBF" w:sz="4"/>
+              <w:right w:val="single" w:color="BFBFBF" w:sz="4"/>
+            </w:tcBorders>
+            <w:tcMar>
+              <w:top w:type="dxa" w:w="30"/>
+              <w:left w:type="dxa" w:w="80"/>
+              <w:bottom w:type="dxa" w:w="30"/>
+              <w:right w:type="dxa" w:w="80"/>
+            </w:tcMar>
+            <w:vAlign w:val="top"/>
+          </w:tcPr>
+          <w:p>
+            <w:pPr>
+              <w:keepNext/>
+              <w:spacing w:after="0" w:before="0" w:line="240" w:lineRule="auto"/>
+            </w:pPr>
+            <w:r>
+              <w:rPr>
+                <w:sz w:val="16"/>
+                <w:szCs w:val="16"/>
+              </w:rPr>
+              <w:t xml:space="preserve">4,35 × 2,10</w:t>
+            </w:r>
+          </w:p>
+        </w:tc>
+        <w:tc>
+          <w:tcPr>
+            <w:tcW w:type="dxa" w:w="3759"/>
+            <w:tcBorders>
+              <w:top w:val="single" w:color="BFBFBF" w:sz="4"/>
+              <w:left w:val="single" w:color="BFBFBF" w:sz="4"/>
+              <w:bottom w:val="single" w:color="BFBFBF" w:sz="4"/>
+              <w:right w:val="single" w:color="BFBFBF" w:sz="4"/>
+            </w:tcBorders>
+            <w:tcMar>
+              <w:top w:type="dxa" w:w="30"/>
+              <w:left w:type="dxa" w:w="80"/>
+              <w:bottom w:type="dxa" w:w="30"/>
+              <w:right w:type="dxa" w:w="80"/>
+            </w:tcMar>
+            <w:vAlign w:val="top"/>
+          </w:tcPr>
+          <w:p>
+            <w:pPr>
+              <w:keepNext/>
+              <w:spacing w:after="0" w:before="0" w:line="240" w:lineRule="auto"/>
+            </w:pPr>
+            <w:r>
+              <w:rPr>
+                <w:sz w:val="16"/>
+                <w:szCs w:val="16"/>
+              </w:rPr>
+              <w:t xml:space="preserve">Çıplak bakıra geçirilir; hava boşluğu kontrol edilir</w:t>
+            </w:r>
+          </w:p>
+        </w:tc>
+      </w:tr>
+      <w:tr>
+        <w:trPr>
+          <w:cantSplit/>
+        </w:trPr>
+        <w:tc>
+          <w:tcPr>
+            <w:tcW w:type="dxa" w:w="700"/>
+            <w:tcBorders>
+              <w:top w:val="single" w:color="BFBFBF" w:sz="4"/>
+              <w:left w:val="single" w:color="BFBFBF" w:sz="4"/>
+              <w:bottom w:val="single" w:color="BFBFBF" w:sz="4"/>
+              <w:right w:val="single" w:color="BFBFBF" w:sz="4"/>
+            </w:tcBorders>
+            <w:shd w:fill="F5F7FB" w:color="auto" w:val="clear"/>
+            <w:tcMar>
+              <w:top w:type="dxa" w:w="30"/>
+              <w:left w:type="dxa" w:w="80"/>
+              <w:bottom w:type="dxa" w:w="30"/>
+              <w:right w:type="dxa" w:w="80"/>
+            </w:tcMar>
+            <w:vAlign w:val="top"/>
+          </w:tcPr>
+          <w:p>
+            <w:pPr>
+              <w:keepNext/>
+              <w:spacing w:after="0" w:before="0" w:line="240" w:lineRule="auto"/>
+            </w:pPr>
+            <w:r>
+              <w:rPr>
+                <w:b/>
+                <w:bCs/>
+                <w:sz w:val="16"/>
+                <w:szCs w:val="16"/>
+              </w:rPr>
+              <w:t xml:space="preserve">PS</w:t>
+            </w:r>
+          </w:p>
+        </w:tc>
+        <w:tc>
+          <w:tcPr>
+            <w:tcW w:type="dxa" w:w="2065"/>
+            <w:tcBorders>
+              <w:top w:val="single" w:color="BFBFBF" w:sz="4"/>
+              <w:left w:val="single" w:color="BFBFBF" w:sz="4"/>
+              <w:bottom w:val="single" w:color="BFBFBF" w:sz="4"/>
+              <w:right w:val="single" w:color="BFBFBF" w:sz="4"/>
+            </w:tcBorders>
+            <w:shd w:fill="F5F7FB" w:color="auto" w:val="clear"/>
+            <w:tcMar>
+              <w:top w:type="dxa" w:w="30"/>
+              <w:left w:type="dxa" w:w="80"/>
+              <w:bottom w:type="dxa" w:w="30"/>
+              <w:right w:type="dxa" w:w="80"/>
+            </w:tcMar>
+            <w:vAlign w:val="top"/>
+          </w:tcPr>
+          <w:p>
+            <w:pPr>
+              <w:keepNext/>
+              <w:spacing w:after="0" w:before="0" w:line="240" w:lineRule="auto"/>
+            </w:pPr>
+            <w:r>
+              <w:rPr>
+                <w:sz w:val="16"/>
+                <w:szCs w:val="16"/>
+              </w:rPr>
+              <w:t xml:space="preserve">PEEK ısıyla büzüşen makaron</w:t>
+            </w:r>
+          </w:p>
+        </w:tc>
+        <w:tc>
+          <w:tcPr>
+            <w:tcW w:type="dxa" w:w="1697"/>
+            <w:tcBorders>
+              <w:top w:val="single" w:color="BFBFBF" w:sz="4"/>
+              <w:left w:val="single" w:color="BFBFBF" w:sz="4"/>
+              <w:bottom w:val="single" w:color="BFBFBF" w:sz="4"/>
+              <w:right w:val="single" w:color="BFBFBF" w:sz="4"/>
+            </w:tcBorders>
+            <w:shd w:fill="F5F7FB" w:color="auto" w:val="clear"/>
+            <w:tcMar>
+              <w:top w:type="dxa" w:w="30"/>
+              <w:left w:type="dxa" w:w="80"/>
+              <w:bottom w:type="dxa" w:w="30"/>
+              <w:right w:type="dxa" w:w="80"/>
+            </w:tcMar>
+            <w:vAlign w:val="top"/>
+          </w:tcPr>
+          <w:p>
+            <w:pPr>
+              <w:keepNext/>
+              <w:spacing w:after="0" w:before="0" w:line="240" w:lineRule="auto"/>
+            </w:pPr>
+            <w:r>
+              <w:rPr>
+                <w:sz w:val="16"/>
+                <w:szCs w:val="16"/>
+              </w:rPr>
+              <w:t xml:space="preserve">Talep: makaron</w:t>
+            </w:r>
+          </w:p>
+        </w:tc>
+        <w:tc>
+          <w:tcPr>
+            <w:tcW w:type="dxa" w:w="1417"/>
+            <w:tcBorders>
+              <w:top w:val="single" w:color="BFBFBF" w:sz="4"/>
+              <w:left w:val="single" w:color="BFBFBF" w:sz="4"/>
+              <w:bottom w:val="single" w:color="BFBFBF" w:sz="4"/>
+              <w:right w:val="single" w:color="BFBFBF" w:sz="4"/>
+            </w:tcBorders>
+            <w:shd w:fill="F5F7FB" w:color="auto" w:val="clear"/>
+            <w:tcMar>
+              <w:top w:type="dxa" w:w="30"/>
+              <w:left w:type="dxa" w:w="80"/>
+              <w:bottom w:type="dxa" w:w="30"/>
+              <w:right w:type="dxa" w:w="80"/>
+            </w:tcMar>
+            <w:vAlign w:val="top"/>
+          </w:tcPr>
+          <w:p>
+            <w:pPr>
+              <w:keepNext/>
+              <w:spacing w:after="0" w:before="0" w:line="240" w:lineRule="auto"/>
+            </w:pPr>
+            <w:r>
+              <w:rPr>
+                <w:sz w:val="16"/>
+                <w:szCs w:val="16"/>
+              </w:rPr>
+              <w:t xml:space="preserve">4,35 × 2,10</w:t>
+            </w:r>
+          </w:p>
+        </w:tc>
+        <w:tc>
+          <w:tcPr>
+            <w:tcW w:type="dxa" w:w="3759"/>
+            <w:tcBorders>
+              <w:top w:val="single" w:color="BFBFBF" w:sz="4"/>
+              <w:left w:val="single" w:color="BFBFBF" w:sz="4"/>
+              <w:bottom w:val="single" w:color="BFBFBF" w:sz="4"/>
+              <w:right w:val="single" w:color="BFBFBF" w:sz="4"/>
+            </w:tcBorders>
+            <w:shd w:fill="F5F7FB" w:color="auto" w:val="clear"/>
+            <w:tcMar>
+              <w:top w:type="dxa" w:w="30"/>
+              <w:left w:type="dxa" w:w="80"/>
+              <w:bottom w:type="dxa" w:w="30"/>
+              <w:right w:type="dxa" w:w="80"/>
+            </w:tcMar>
+            <w:vAlign w:val="top"/>
+          </w:tcPr>
+          <w:p>
+            <w:pPr>
+              <w:keepNext/>
+              <w:spacing w:after="0" w:before="0" w:line="240" w:lineRule="auto"/>
+            </w:pPr>
+            <w:r>
+              <w:rPr>
+                <w:sz w:val="16"/>
+                <w:szCs w:val="16"/>
+              </w:rPr>
+              <w:t xml:space="preserve">Çıplak bakıra büzülür; hava boşluğu kontrol edilir</w:t>
+            </w:r>
+          </w:p>
+        </w:tc>
+      </w:tr>
+      <w:tr>
+        <w:trPr>
+          <w:cantSplit/>
+        </w:trPr>
+        <w:tc>
+          <w:tcPr>
+            <w:tcW w:type="dxa" w:w="700"/>
+            <w:tcBorders>
+              <w:top w:val="single" w:color="BFBFBF" w:sz="4"/>
+              <w:left w:val="single" w:color="BFBFBF" w:sz="4"/>
+              <w:bottom w:val="single" w:color="BFBFBF" w:sz="4"/>
+              <w:right w:val="single" w:color="BFBFBF" w:sz="4"/>
+            </w:tcBorders>
+            <w:tcMar>
+              <w:top w:type="dxa" w:w="30"/>
+              <w:left w:type="dxa" w:w="80"/>
+              <w:bottom w:type="dxa" w:w="30"/>
+              <w:right w:type="dxa" w:w="80"/>
+            </w:tcMar>
+            <w:vAlign w:val="top"/>
+          </w:tcPr>
+          <w:p>
+            <w:pPr>
+              <w:keepNext/>
+              <w:spacing w:after="0" w:before="0" w:line="240" w:lineRule="auto"/>
+            </w:pPr>
+            <w:r>
+              <w:rPr>
+                <w:b/>
+                <w:bCs/>
+                <w:sz w:val="16"/>
+                <w:szCs w:val="16"/>
+              </w:rPr>
+              <w:t xml:space="preserve">EP</w:t>
+            </w:r>
+          </w:p>
+        </w:tc>
+        <w:tc>
+          <w:tcPr>
+            <w:tcW w:type="dxa" w:w="2065"/>
+            <w:tcBorders>
+              <w:top w:val="single" w:color="BFBFBF" w:sz="4"/>
+              <w:left w:val="single" w:color="BFBFBF" w:sz="4"/>
+              <w:bottom w:val="single" w:color="BFBFBF" w:sz="4"/>
+              <w:right w:val="single" w:color="BFBFBF" w:sz="4"/>
+            </w:tcBorders>
+            <w:tcMar>
+              <w:top w:type="dxa" w:w="30"/>
+              <w:left w:type="dxa" w:w="80"/>
+              <w:bottom w:type="dxa" w:w="30"/>
+              <w:right w:type="dxa" w:w="80"/>
+            </w:tcMar>
+            <w:vAlign w:val="top"/>
+          </w:tcPr>
+          <w:p>
+            <w:pPr>
+              <w:keepNext/>
+              <w:spacing w:after="0" w:before="0" w:line="240" w:lineRule="auto"/>
+            </w:pPr>
+            <w:r>
+              <w:rPr>
+                <w:sz w:val="16"/>
+                <w:szCs w:val="16"/>
+              </w:rPr>
+              <w:t xml:space="preserve">Epoksi toz kaplama</w:t>
+            </w:r>
+          </w:p>
+        </w:tc>
+        <w:tc>
+          <w:tcPr>
+            <w:tcW w:type="dxa" w:w="1697"/>
+            <w:tcBorders>
+              <w:top w:val="single" w:color="BFBFBF" w:sz="4"/>
+              <w:left w:val="single" w:color="BFBFBF" w:sz="4"/>
+              <w:bottom w:val="single" w:color="BFBFBF" w:sz="4"/>
+              <w:right w:val="single" w:color="BFBFBF" w:sz="4"/>
+            </w:tcBorders>
+            <w:tcMar>
+              <w:top w:type="dxa" w:w="30"/>
+              <w:left w:type="dxa" w:w="80"/>
+              <w:bottom w:type="dxa" w:w="30"/>
+              <w:right w:type="dxa" w:w="80"/>
+            </w:tcMar>
+            <w:vAlign w:val="top"/>
+          </w:tcPr>
+          <w:p>
+            <w:pPr>
+              <w:keepNext/>
+              <w:spacing w:after="0" w:before="0" w:line="240" w:lineRule="auto"/>
+            </w:pPr>
+            <w:r>
+              <w:rPr>
+                <w:sz w:val="16"/>
+                <w:szCs w:val="16"/>
+              </w:rPr>
+              <w:t xml:space="preserve">Talep: hizmet alımı</w:t>
+            </w:r>
+          </w:p>
+        </w:tc>
+        <w:tc>
+          <w:tcPr>
+            <w:tcW w:type="dxa" w:w="1417"/>
+            <w:tcBorders>
+              <w:top w:val="single" w:color="BFBFBF" w:sz="4"/>
+              <w:left w:val="single" w:color="BFBFBF" w:sz="4"/>
+              <w:bottom w:val="single" w:color="BFBFBF" w:sz="4"/>
+              <w:right w:val="single" w:color="BFBFBF" w:sz="4"/>
+            </w:tcBorders>
+            <w:tcMar>
+              <w:top w:type="dxa" w:w="30"/>
+              <w:left w:type="dxa" w:w="80"/>
+              <w:bottom w:type="dxa" w:w="30"/>
+              <w:right w:type="dxa" w:w="80"/>
+            </w:tcMar>
+            <w:vAlign w:val="top"/>
+          </w:tcPr>
+          <w:p>
+            <w:pPr>
+              <w:keepNext/>
+              <w:spacing w:after="0" w:before="0" w:line="240" w:lineRule="auto"/>
+            </w:pPr>
+            <w:r>
+              <w:rPr>
+                <w:sz w:val="16"/>
+                <w:szCs w:val="16"/>
+              </w:rPr>
+              <w:t xml:space="preserve">4,35 × 2,10</w:t>
+            </w:r>
+          </w:p>
+        </w:tc>
+        <w:tc>
+          <w:tcPr>
+            <w:tcW w:type="dxa" w:w="3759"/>
+            <w:tcBorders>
+              <w:top w:val="single" w:color="BFBFBF" w:sz="4"/>
+              <w:left w:val="single" w:color="BFBFBF" w:sz="4"/>
+              <w:bottom w:val="single" w:color="BFBFBF" w:sz="4"/>
+              <w:right w:val="single" w:color="BFBFBF" w:sz="4"/>
+            </w:tcBorders>
+            <w:tcMar>
+              <w:top w:type="dxa" w:w="30"/>
+              <w:left w:type="dxa" w:w="80"/>
+              <w:bottom w:type="dxa" w:w="30"/>
+              <w:right w:type="dxa" w:w="80"/>
+            </w:tcMar>
+            <w:vAlign w:val="top"/>
+          </w:tcPr>
+          <w:p>
+            <w:pPr>
+              <w:keepNext/>
+              <w:spacing w:after="0" w:before="0" w:line="240" w:lineRule="auto"/>
+            </w:pPr>
+            <w:r>
+              <w:rPr>
+                <w:sz w:val="16"/>
+                <w:szCs w:val="16"/>
+              </w:rPr>
+              <w:t xml:space="preserve">Düz bakır parçalara; kalınlık belirtilir</w:t>
+            </w:r>
+          </w:p>
+        </w:tc>
+      </w:tr>
+      <w:tr>
+        <w:trPr>
+          <w:cantSplit/>
+        </w:trPr>
+        <w:tc>
+          <w:tcPr>
+            <w:tcW w:type="dxa" w:w="700"/>
+            <w:tcBorders>
+              <w:top w:val="single" w:color="BFBFBF" w:sz="4"/>
+              <w:left w:val="single" w:color="BFBFBF" w:sz="4"/>
+              <w:bottom w:val="single" w:color="BFBFBF" w:sz="4"/>
+              <w:right w:val="single" w:color="BFBFBF" w:sz="4"/>
+            </w:tcBorders>
+            <w:shd w:fill="F5F7FB" w:color="auto" w:val="clear"/>
+            <w:tcMar>
+              <w:top w:type="dxa" w:w="30"/>
+              <w:left w:type="dxa" w:w="80"/>
+              <w:bottom w:type="dxa" w:w="30"/>
+              <w:right w:type="dxa" w:w="80"/>
+            </w:tcMar>
+            <w:vAlign w:val="top"/>
+          </w:tcPr>
+          <w:p>
+            <w:pPr>
               <w:keepNext w:val="false"/>
               <w:spacing w:after="0" w:before="0" w:line="240" w:lineRule="auto"/>
             </w:pPr>
             <w:r>
               <w:rPr>
-                <w:sz w:val="16"/>
-                <w:szCs w:val="16"/>
-              </w:rPr>
-              <w:t xml:space="preserve">Ekstrüde PEEK, PEEK tüp, PEEK makaron, epoksi toz, parylene</w:t>
-            </w:r>
-          </w:p>
-        </w:tc>
-        <w:tc>
-          <w:tcPr>
-            <w:tcW w:type="dxa" w:w="1929"/>
+                <w:b/>
+                <w:bCs/>
+                <w:sz w:val="16"/>
+                <w:szCs w:val="16"/>
+              </w:rPr>
+              <w:t xml:space="preserve">PA</w:t>
+            </w:r>
+          </w:p>
+        </w:tc>
+        <w:tc>
+          <w:tcPr>
+            <w:tcW w:type="dxa" w:w="2065"/>
             <w:tcBorders>
               <w:top w:val="single" w:color="BFBFBF" w:sz="4"/>
               <w:left w:val="single" w:color="BFBFBF" w:sz="4"/>
@@ -1030,13 +1848,13 @@
                 <w:sz w:val="16"/>
                 <w:szCs w:val="16"/>
               </w:rPr>
-              <w:t xml:space="preserve">4,35 × 2,10</w:t>
-            </w:r>
-          </w:p>
-        </w:tc>
-        <w:tc>
-          <w:tcPr>
-            <w:tcW w:type="dxa" w:w="2447"/>
+              <w:t xml:space="preserve">Parylene HT, emaye üstü</w:t>
+            </w:r>
+          </w:p>
+        </w:tc>
+        <w:tc>
+          <w:tcPr>
+            <w:tcW w:type="dxa" w:w="1697"/>
             <w:tcBorders>
               <w:top w:val="single" w:color="BFBFBF" w:sz="4"/>
               <w:left w:val="single" w:color="BFBFBF" w:sz="4"/>
@@ -1062,7 +1880,71 @@
                 <w:sz w:val="16"/>
                 <w:szCs w:val="16"/>
               </w:rPr>
-              <w:t xml:space="preserve">Malzeme hazır olunca aynı planla</w:t>
+              <w:t xml:space="preserve">Talep: hizmet alımı</w:t>
+            </w:r>
+          </w:p>
+        </w:tc>
+        <w:tc>
+          <w:tcPr>
+            <w:tcW w:type="dxa" w:w="1417"/>
+            <w:tcBorders>
+              <w:top w:val="single" w:color="BFBFBF" w:sz="4"/>
+              <w:left w:val="single" w:color="BFBFBF" w:sz="4"/>
+              <w:bottom w:val="single" w:color="BFBFBF" w:sz="4"/>
+              <w:right w:val="single" w:color="BFBFBF" w:sz="4"/>
+            </w:tcBorders>
+            <w:shd w:fill="F5F7FB" w:color="auto" w:val="clear"/>
+            <w:tcMar>
+              <w:top w:type="dxa" w:w="30"/>
+              <w:left w:type="dxa" w:w="80"/>
+              <w:bottom w:type="dxa" w:w="30"/>
+              <w:right w:type="dxa" w:w="80"/>
+            </w:tcMar>
+            <w:vAlign w:val="top"/>
+          </w:tcPr>
+          <w:p>
+            <w:pPr>
+              <w:keepNext w:val="false"/>
+              <w:spacing w:after="0" w:before="0" w:line="240" w:lineRule="auto"/>
+            </w:pPr>
+            <w:r>
+              <w:rPr>
+                <w:sz w:val="16"/>
+                <w:szCs w:val="16"/>
+              </w:rPr>
+              <w:t xml:space="preserve">5,60 × 2,25</w:t>
+            </w:r>
+          </w:p>
+        </w:tc>
+        <w:tc>
+          <w:tcPr>
+            <w:tcW w:type="dxa" w:w="3759"/>
+            <w:tcBorders>
+              <w:top w:val="single" w:color="BFBFBF" w:sz="4"/>
+              <w:left w:val="single" w:color="BFBFBF" w:sz="4"/>
+              <w:bottom w:val="single" w:color="BFBFBF" w:sz="4"/>
+              <w:right w:val="single" w:color="BFBFBF" w:sz="4"/>
+            </w:tcBorders>
+            <w:shd w:fill="F5F7FB" w:color="auto" w:val="clear"/>
+            <w:tcMar>
+              <w:top w:type="dxa" w:w="30"/>
+              <w:left w:type="dxa" w:w="80"/>
+              <w:bottom w:type="dxa" w:w="30"/>
+              <w:right w:type="dxa" w:w="80"/>
+            </w:tcMar>
+            <w:vAlign w:val="top"/>
+          </w:tcPr>
+          <w:p>
+            <w:pPr>
+              <w:keepNext w:val="false"/>
+              <w:spacing w:after="0" w:before="0" w:line="240" w:lineRule="auto"/>
+            </w:pPr>
+            <w:r>
+              <w:rPr>
+                <w:sz w:val="16"/>
+                <w:szCs w:val="16"/>
+              </w:rPr>
+              <w:t xml:space="preserve">E teli üzerine, ≤40 µm; E ile karşılaştırılır</w:t>
             </w:r>
           </w:p>
         </w:tc>
@@ -1072,6 +1954,18 @@
       <w:pPr>
         <w:spacing w:after="120" w:before="0"/>
       </w:pPr>
+    </w:p>
+    <w:p>
+      <w:pPr>
+        <w:keepNext w:val="false"/>
+      </w:pPr>
+      <w:r>
+        <w:rPr>
+          <w:sz w:val="20"/>
+          <w:szCs w:val="20"/>
+        </w:rPr>
+        <w:t xml:space="preserve">A grubu (K, KC, C, E, FC) stokta vardır. B grubu (PX, PT, PS, EP, PA) talep edilecektir; her biri için en az 20 m gerekir (Bölüm 6). B grubu malzemeleri geldiğinde aynı planla test edilir.</w:t>
+      </w:r>
     </w:p>
     <w:p>
       <w:pPr>
@@ -1134,7 +2028,7 @@
           <w:sz w:val="20"/>
           <w:szCs w:val="20"/>
         </w:rPr>
-        <w:t xml:space="preserve"> iki düz numune 150 mm kaydırılarak geniş yüzleri üst üste gelecek şekilde konur; temas boyu 150 mm'dir ve soyulmuş uçlar dışa bakar. Çift yalnız ölçüm sırasında PTFE bant veya kelepçeyle birleştirilir; yaşlandırmada numuneler ayrıdır. Sonda aynı iki numune aynı konumda yeniden birleştirilir. Yalıtım direnci ve PDIV için.</w:t>
+        <w:t xml:space="preserve"> iki düz numune 150 mm kaydırılarak geniş yüzleri üst üste gelecek şekilde konur; temas boyu 150 mm'dir ve soyulmuş uçlar dışa bakar. Çift yalnız ölçüm sırasında PTFE bant veya kelepçeyle birleştirilir; yaşlandırmada numuneler ayrıdır. Her ölçümde aynı iki numune aynı konumda birleştirilir. Yalıtım direnci ve PDIV için.</w:t>
       </w:r>
     </w:p>
     <w:p>
@@ -1186,7 +2080,7 @@
           <w:sz w:val="20"/>
           <w:szCs w:val="20"/>
         </w:rPr>
-        <w:t xml:space="preserve"> 6 × 25 mm çıplak bakır; her yağ kabında biri yağda, biri yağın üstünde. Yağın korozifliğini gösterir.</w:t>
+        <w:t xml:space="preserve"> 6 × 25 mm çıplak bakır; her yağ kabında 3 çift, her çiftte biri yağda, biri yağın üstünde. Yağın korozifliğini gösterir.</w:t>
       </w:r>
     </w:p>
     <w:p>
@@ -1218,7 +2112,7 @@
       <w:r>
         <w:drawing>
           <wp:inline distT="0" distB="0" distL="0" distR="0">
-            <wp:extent cx="6096000" cy="2343150"/>
+            <wp:extent cx="6096000" cy="2533650"/>
             <wp:effectExtent t="0" r="0" b="0" l="0"/>
             <wp:docPr id="1" name="" descr="" title=""/>
             <wp:cNvGraphicFramePr>
@@ -1243,7 +2137,7 @@
                   <pic:spPr bwMode="auto">
                     <a:xfrm>
                       <a:off x="0" y="0"/>
-                      <a:ext cx="6096000" cy="2343150"/>
+                      <a:ext cx="6096000" cy="2533650"/>
                     </a:xfrm>
                     <a:prstGeom prst="rect">
                       <a:avLst/>
@@ -1353,7 +2247,7 @@
           <w:sz w:val="20"/>
           <w:szCs w:val="20"/>
         </w:rPr>
-        <w:t xml:space="preserve">Yaşlandırma: izlenen numunelerin yarısı kapalı kapta e-yağa (YK), yarısı hava fırınına (HK) konur; ikisi de 150 °C'de 1000 h. BDV için ayrılan 5'er numune de aynı kollara girer. Taze yağın su içeriği ölçülür; YK kabına tanık şeritler konur.</w:t>
+        <w:t xml:space="preserve">Yaşlandırma: izlenen numunelerin yarısı kapalı kapta e-yağa (YK), yarısı hava fırınına (HK) konur; ikisi de 150 °C'de. BDV setleri de aynı kollara girer. Taze yağın su içeriği ölçülür; her yağ kabına 3 çift tanık şerit konur.</w:t>
       </w:r>
     </w:p>
     <w:p>
@@ -1370,7 +2264,7 @@
           <w:sz w:val="20"/>
           <w:szCs w:val="20"/>
         </w:rPr>
-        <w:t xml:space="preserve">Son ölçümler: kaplar oda sıcaklığına soğutulur; numuneler çıkarılır, yüzey yağı emici kâğıtla alınır ve numuneler 24 h kondisyonlanır. Aşama 1'deki ölçümler aynı sırayla tekrarlanır; her kolda 5 numunede BDV ölçülür. Yağın su içeriği ölçülür, tanık şeritler derecelendirilir.</w:t>
+        <w:t xml:space="preserve">Ölçüm noktaları (500, 1000 ve 2000 h): kaplar oda sıcaklığına soğutulur; izlenen numuneler çıkarılır, yüzey yağı emici kâğıtla alınır ve numuneler 24 h kondisyonlanır. Aşama 1'deki ölçümler aynı sırayla tekrarlanır ve o noktanın BDV seti ölçülür (her kolda 5). Yağ örneği alınır ve bir çift tanık şerit çıkarılır. 500 ve 1000 h'te izlenen numuneler aynı kaba veya fırına geri konur.</w:t>
       </w:r>
     </w:p>
     <w:p>
@@ -1407,7 +2301,7 @@
           <w:sz w:val="20"/>
           <w:szCs w:val="20"/>
         </w:rPr>
-        <w:t xml:space="preserve">Ölçümler her seferinde aynı sırayla yapılır: fotoğraf, kütle ve kalınlık, yalıtım direnci, PDIV. BDV ayrı numunelerde yapılır. Her kayıtta numune kodu, aşama, tarih, sıcaklık ve bağıl nem bulunur.</w:t>
+        <w:t xml:space="preserve">Ölçümler başta ve her ölçüm noktasında aynı sırayla yapılır: fotoğraf, kütle ve kalınlık, yalıtım direnci, PDIV. BDV ayrı numunelerde yapılır. Her kayıtta numune kodu, aşama, yaşlanma süresi, tarih, sıcaklık ve bağıl nem bulunur.</w:t>
       </w:r>
     </w:p>
     <w:tbl>
@@ -2604,7 +3498,7 @@
           <w:sz w:val="20"/>
           <w:szCs w:val="20"/>
         </w:rPr>
-        <w:t xml:space="preserve">Yalıtımlı kalınlık ve genişlik, numunede işaretli 5 noktada mikrometreyle (0,001 mm) ölçülür; sonda aynı noktalar ölçülür.</w:t>
+        <w:t xml:space="preserve">Yalıtımlı kalınlık ve genişlik, numunede işaretli 5 noktada mikrometreyle (0,001 mm) ölçülür; her ölçüm noktasında aynı noktalar ölçülür.</w:t>
       </w:r>
     </w:p>
     <w:p>
@@ -2849,7 +3743,7 @@
           <w:sz w:val="20"/>
           <w:szCs w:val="20"/>
         </w:rPr>
-        <w:t xml:space="preserve">Her ölçüm noktasında 5 numune ölçülür; ortalama, en düşük değer ve delinme yeri kaydedilir.</w:t>
+        <w:t xml:space="preserve">Başta 5 numune, her ölçüm noktasında ise her kolda 5 numune ölçülür; ortalama, en düşük değer ve delinme yeri kaydedilir.</w:t>
       </w:r>
     </w:p>
     <w:p>
@@ -2874,7 +3768,7 @@
           <w:sz w:val="20"/>
           <w:szCs w:val="20"/>
         </w:rPr>
-        <w:t xml:space="preserve">Yağın su içeriği Karl Fischer yöntemiyle ölçülür: taze yağda ve 1000 h sonunda YK kabından. Örnek, kap soğuyunca kuru ve kapalı bir şişeye alınır.</w:t>
+        <w:t xml:space="preserve">Yağın su içeriği Karl Fischer yöntemiyle ölçülür: taze yağda ve her ölçüm noktasında YK kaplarından. Örnek, kap soğuyunca kuru ve kapalı bir şişeye alınır.</w:t>
       </w:r>
     </w:p>
     <w:p>
@@ -2891,7 +3785,7 @@
           <w:sz w:val="20"/>
           <w:szCs w:val="20"/>
         </w:rPr>
-        <w:t xml:space="preserve">Ayrıca 100 mL yağ örneği koyu cam şişede saklanır; gerekirse sonra asitlik veya metal analizi yaptırılır.</w:t>
+        <w:t xml:space="preserve">2000 h sonunda her kaptan 100 mL yağ örneği koyu cam şişede saklanır; gerekirse sonra asitlik veya metal analizi yaptırılır.</w:t>
       </w:r>
     </w:p>
     <w:p>
@@ -2908,7 +3802,7 @@
           <w:sz w:val="20"/>
           <w:szCs w:val="20"/>
         </w:rPr>
-        <w:t xml:space="preserve">Tanık şeritler kükürtsüz bir çözücüyle (ör. izooktan) yıkanır, kurutulur ve ASTM D130 kararma ölçeğiyle karşılaştırılır. Yağdaki ve yağ üstündeki şerit ayrı derecelendirilir ve fotoğraflanır.</w:t>
+        <w:t xml:space="preserve">Her ölçüm noktasında bir çift tanık şerit çıkarılır. Şeritler kükürtsüz bir çözücüyle (ör. izooktan) yıkanır, kurutulur ve ASTM D130 kararma ölçeğiyle karşılaştırılır. Yağdaki ve yağ üstündeki şerit ayrı derecelendirilir ve fotoğraflanır.</w:t>
       </w:r>
     </w:p>
     <w:p>
@@ -2934,9 +3828,9 @@
       </w:tblPr>
       <w:tblGrid>
         <w:gridCol w:w="700"/>
-        <w:gridCol w:w="6536"/>
-        <w:gridCol w:w="1261"/>
-        <w:gridCol w:w="1141"/>
+        <w:gridCol w:w="5090"/>
+        <w:gridCol w:w="981"/>
+        <w:gridCol w:w="2867"/>
       </w:tblGrid>
       <w:tr>
         <w:trPr>
@@ -2979,7 +3873,7 @@
         </w:tc>
         <w:tc>
           <w:tcPr>
-            <w:tcW w:type="dxa" w:w="6536"/>
+            <w:tcW w:type="dxa" w:w="5090"/>
             <w:tcBorders>
               <w:top w:val="single" w:color="BFBFBF" w:sz="4"/>
               <w:left w:val="single" w:color="BFBFBF" w:sz="4"/>
@@ -3013,7 +3907,7 @@
         </w:tc>
         <w:tc>
           <w:tcPr>
-            <w:tcW w:type="dxa" w:w="1261"/>
+            <w:tcW w:type="dxa" w:w="981"/>
             <w:tcBorders>
               <w:top w:val="single" w:color="BFBFBF" w:sz="4"/>
               <w:left w:val="single" w:color="BFBFBF" w:sz="4"/>
@@ -3047,7 +3941,7 @@
         </w:tc>
         <w:tc>
           <w:tcPr>
-            <w:tcW w:type="dxa" w:w="1141"/>
+            <w:tcW w:type="dxa" w:w="2867"/>
             <w:tcBorders>
               <w:top w:val="single" w:color="BFBFBF" w:sz="4"/>
               <w:left w:val="single" w:color="BFBFBF" w:sz="4"/>
@@ -3075,7 +3969,7 @@
                 <w:sz w:val="16"/>
                 <w:szCs w:val="16"/>
               </w:rPr>
-              <w:t xml:space="preserve">Süre</w:t>
+              <w:t xml:space="preserve">Ölçüm noktaları</w:t>
             </w:r>
           </w:p>
         </w:tc>
@@ -3119,7 +4013,7 @@
         </w:tc>
         <w:tc>
           <w:tcPr>
-            <w:tcW w:type="dxa" w:w="6536"/>
+            <w:tcW w:type="dxa" w:w="5090"/>
             <w:tcBorders>
               <w:top w:val="single" w:color="BFBFBF" w:sz="4"/>
               <w:left w:val="single" w:color="BFBFBF" w:sz="4"/>
@@ -3150,7 +4044,7 @@
         </w:tc>
         <w:tc>
           <w:tcPr>
-            <w:tcW w:type="dxa" w:w="1261"/>
+            <w:tcW w:type="dxa" w:w="981"/>
             <w:tcBorders>
               <w:top w:val="single" w:color="BFBFBF" w:sz="4"/>
               <w:left w:val="single" w:color="BFBFBF" w:sz="4"/>
@@ -3181,32 +4075,32 @@
         </w:tc>
         <w:tc>
           <w:tcPr>
-            <w:tcW w:type="dxa" w:w="1141"/>
-            <w:tcBorders>
-              <w:top w:val="single" w:color="BFBFBF" w:sz="4"/>
-              <w:left w:val="single" w:color="BFBFBF" w:sz="4"/>
-              <w:bottom w:val="single" w:color="BFBFBF" w:sz="4"/>
-              <w:right w:val="single" w:color="BFBFBF" w:sz="4"/>
-            </w:tcBorders>
-            <w:tcMar>
-              <w:top w:type="dxa" w:w="30"/>
-              <w:left w:type="dxa" w:w="80"/>
-              <w:bottom w:type="dxa" w:w="30"/>
-              <w:right w:type="dxa" w:w="80"/>
-            </w:tcMar>
-            <w:vAlign w:val="top"/>
-          </w:tcPr>
-          <w:p>
-            <w:pPr>
-              <w:keepNext/>
-              <w:spacing w:after="0" w:before="0" w:line="240" w:lineRule="auto"/>
-            </w:pPr>
-            <w:r>
-              <w:rPr>
-                <w:sz w:val="16"/>
-                <w:szCs w:val="16"/>
-              </w:rPr>
-              <w:t xml:space="preserve">1000 h</w:t>
+            <w:tcW w:type="dxa" w:w="2867"/>
+            <w:tcBorders>
+              <w:top w:val="single" w:color="BFBFBF" w:sz="4"/>
+              <w:left w:val="single" w:color="BFBFBF" w:sz="4"/>
+              <w:bottom w:val="single" w:color="BFBFBF" w:sz="4"/>
+              <w:right w:val="single" w:color="BFBFBF" w:sz="4"/>
+            </w:tcBorders>
+            <w:tcMar>
+              <w:top w:type="dxa" w:w="30"/>
+              <w:left w:type="dxa" w:w="80"/>
+              <w:bottom w:type="dxa" w:w="30"/>
+              <w:right w:type="dxa" w:w="80"/>
+            </w:tcMar>
+            <w:vAlign w:val="top"/>
+          </w:tcPr>
+          <w:p>
+            <w:pPr>
+              <w:keepNext/>
+              <w:spacing w:after="0" w:before="0" w:line="240" w:lineRule="auto"/>
+            </w:pPr>
+            <w:r>
+              <w:rPr>
+                <w:sz w:val="16"/>
+                <w:szCs w:val="16"/>
+              </w:rPr>
+              <w:t xml:space="preserve">500 / 1000 / 2000 h</w:t>
             </w:r>
           </w:p>
         </w:tc>
@@ -3251,7 +4145,7 @@
         </w:tc>
         <w:tc>
           <w:tcPr>
-            <w:tcW w:type="dxa" w:w="6536"/>
+            <w:tcW w:type="dxa" w:w="5090"/>
             <w:tcBorders>
               <w:top w:val="single" w:color="BFBFBF" w:sz="4"/>
               <w:left w:val="single" w:color="BFBFBF" w:sz="4"/>
@@ -3283,7 +4177,7 @@
         </w:tc>
         <w:tc>
           <w:tcPr>
-            <w:tcW w:type="dxa" w:w="1261"/>
+            <w:tcW w:type="dxa" w:w="981"/>
             <w:tcBorders>
               <w:top w:val="single" w:color="BFBFBF" w:sz="4"/>
               <w:left w:val="single" w:color="BFBFBF" w:sz="4"/>
@@ -3315,7 +4209,7 @@
         </w:tc>
         <w:tc>
           <w:tcPr>
-            <w:tcW w:type="dxa" w:w="1141"/>
+            <w:tcW w:type="dxa" w:w="2867"/>
             <w:tcBorders>
               <w:top w:val="single" w:color="BFBFBF" w:sz="4"/>
               <w:left w:val="single" w:color="BFBFBF" w:sz="4"/>
@@ -3341,7 +4235,7 @@
                 <w:sz w:val="16"/>
                 <w:szCs w:val="16"/>
               </w:rPr>
-              <w:t xml:space="preserve">1000 h</w:t>
+              <w:t xml:space="preserve">500 / 1000 / 2000 h</w:t>
             </w:r>
           </w:p>
         </w:tc>
@@ -3366,7 +4260,7 @@
           <w:sz w:val="20"/>
           <w:szCs w:val="20"/>
         </w:rPr>
-        <w:t xml:space="preserve">1000 h, IEC 60851-4 Test 20'nin yağ dayanımı süresidir; 150 °C bu testin üst sınırıdır.</w:t>
+        <w:t xml:space="preserve">1000 h noktası IEC 60851-4 Test 20'nin yağ dayanımı süresine karşılık gelir; 500 ve 2000 h eğilimi gösterir. 150 °C bu testin üst sınırıdır.</w:t>
       </w:r>
     </w:p>
     <w:p>
@@ -3434,27 +4328,44 @@
           <w:sz w:val="20"/>
           <w:szCs w:val="20"/>
         </w:rPr>
-        <w:t xml:space="preserve">Kap açılmadan önce oda sıcaklığına soğutulur; yaşlandırma boyunca yağ değiştirilmez.</w:t>
-      </w:r>
-    </w:p>
-    <w:p>
-      <w:pPr>
-        <w:pStyle w:val="Heading1"/>
-      </w:pPr>
-      <w:r>
-        <w:t xml:space="preserve">5. Değerlendirme</w:t>
-      </w:r>
-    </w:p>
-    <w:p>
-      <w:pPr>
-        <w:keepNext w:val="false"/>
+        <w:t xml:space="preserve">Kap açılmadan önce oda sıcaklığına soğutulur. Ölçümler sürerken kaplar kapalı ve oda sıcaklığında bekler, fırın da kapatılır; yaşlanma süresi yalnız 150 °C'de geçen süredir.</w:t>
+      </w:r>
+    </w:p>
+    <w:p>
+      <w:pPr>
+        <w:pStyle w:val="ListParagraph"/>
+        <w:numPr>
+          <w:ilvl w:val="0"/>
+          <w:numId w:val="2"/>
+        </w:numPr>
+        <w:spacing w:after="60"/>
       </w:pPr>
       <w:r>
         <w:rPr>
           <w:sz w:val="20"/>
           <w:szCs w:val="20"/>
         </w:rPr>
-        <w:t xml:space="preserve">Ana ölçüt korunumdur: son değer / yağsız değer, aynı numunede. Yağın etkisi, aynı süredeki YK korunumu ile HK korunumu arasındaki farktır.</w:t>
+        <w:t xml:space="preserve">Yaşlandırma boyunca yağ değiştirilmez ve eklenmez.</w:t>
+      </w:r>
+    </w:p>
+    <w:p>
+      <w:pPr>
+        <w:pStyle w:val="Heading1"/>
+      </w:pPr>
+      <w:r>
+        <w:t xml:space="preserve">5. Değerlendirme</w:t>
+      </w:r>
+    </w:p>
+    <w:p>
+      <w:pPr>
+        <w:keepNext w:val="false"/>
+      </w:pPr>
+      <w:r>
+        <w:rPr>
+          <w:sz w:val="20"/>
+          <w:szCs w:val="20"/>
+        </w:rPr>
+        <w:t xml:space="preserve">Ana ölçüt korunumdur: ölçüm noktasındaki değer / yağsız değer, aynı numunede. Yağın etkisi, aynı süredeki YK korunumu ile HK korunumu arasındaki farktır. Korunum 500, 1000 ve 2000 h'e karşı çizilerek eğilim gösterilir.</w:t>
       </w:r>
     </w:p>
     <w:p>
@@ -4355,7 +5266,7 @@
           <w:sz w:val="20"/>
           <w:szCs w:val="20"/>
         </w:rPr>
-        <w:t xml:space="preserve">PDIV korunumu en az %50.</w:t>
+        <w:t xml:space="preserve">PDIV korunumu 2000 h'te en az %50.</w:t>
       </w:r>
     </w:p>
     <w:p>
@@ -4372,7 +5283,7 @@
           <w:sz w:val="20"/>
           <w:szCs w:val="20"/>
         </w:rPr>
-        <w:t xml:space="preserve">En düşük PDIV değeri ilgili sınıfın hedefini karşılamalı.</w:t>
+        <w:t xml:space="preserve">Ölçüm noktalarındaki en düşük PDIV, ilgili sınıfın yaşlanmış hedefini karşılamalı.</w:t>
       </w:r>
     </w:p>
     <w:p>
@@ -4426,9 +5337,9 @@
         <w:tblLayout w:type="fixed"/>
       </w:tblPr>
       <w:tblGrid>
-        <w:gridCol w:w="1775"/>
+        <w:gridCol w:w="1633"/>
         <w:gridCol w:w="752"/>
-        <w:gridCol w:w="7111"/>
+        <w:gridCol w:w="7253"/>
       </w:tblGrid>
       <w:tr>
         <w:trPr>
@@ -4437,7 +5348,7 @@
         </w:trPr>
         <w:tc>
           <w:tcPr>
-            <w:tcW w:type="dxa" w:w="1775"/>
+            <w:tcW w:type="dxa" w:w="1633"/>
             <w:tcBorders>
               <w:top w:val="single" w:color="BFBFBF" w:sz="4"/>
               <w:left w:val="single" w:color="BFBFBF" w:sz="4"/>
@@ -4505,7 +5416,7 @@
         </w:tc>
         <w:tc>
           <w:tcPr>
-            <w:tcW w:type="dxa" w:w="7111"/>
+            <w:tcW w:type="dxa" w:w="7253"/>
             <w:tcBorders>
               <w:top w:val="single" w:color="BFBFBF" w:sz="4"/>
               <w:left w:val="single" w:color="BFBFBF" w:sz="4"/>
@@ -4544,7 +5455,7 @@
         </w:trPr>
         <w:tc>
           <w:tcPr>
-            <w:tcW w:type="dxa" w:w="1775"/>
+            <w:tcW w:type="dxa" w:w="1633"/>
             <w:tcBorders>
               <w:top w:val="single" w:color="BFBFBF" w:sz="4"/>
               <w:left w:val="single" w:color="BFBFBF" w:sz="4"/>
@@ -4608,7 +5519,7 @@
         </w:tc>
         <w:tc>
           <w:tcPr>
-            <w:tcW w:type="dxa" w:w="7111"/>
+            <w:tcW w:type="dxa" w:w="7253"/>
             <w:tcBorders>
               <w:top w:val="single" w:color="BFBFBF" w:sz="4"/>
               <w:left w:val="single" w:color="BFBFBF" w:sz="4"/>
@@ -4644,7 +5555,7 @@
         </w:trPr>
         <w:tc>
           <w:tcPr>
-            <w:tcW w:type="dxa" w:w="1775"/>
+            <w:tcW w:type="dxa" w:w="1633"/>
             <w:tcBorders>
               <w:top w:val="single" w:color="BFBFBF" w:sz="4"/>
               <w:left w:val="single" w:color="BFBFBF" w:sz="4"/>
@@ -4704,13 +5615,13 @@
                 <w:sz w:val="16"/>
                 <w:szCs w:val="16"/>
               </w:rPr>
-              <w:t xml:space="preserve">15</w:t>
-            </w:r>
-          </w:p>
-        </w:tc>
-        <w:tc>
-          <w:tcPr>
-            <w:tcW w:type="dxa" w:w="7111"/>
+              <w:t xml:space="preserve">35</w:t>
+            </w:r>
+          </w:p>
+        </w:tc>
+        <w:tc>
+          <w:tcPr>
+            <w:tcW w:type="dxa" w:w="7253"/>
             <w:tcBorders>
               <w:top w:val="single" w:color="BFBFBF" w:sz="4"/>
               <w:left w:val="single" w:color="BFBFBF" w:sz="4"/>
@@ -4736,7 +5647,7 @@
                 <w:sz w:val="16"/>
                 <w:szCs w:val="16"/>
               </w:rPr>
-              <w:t xml:space="preserve">Başta 5; sonda YK'da 5, HK'da 5</w:t>
+              <w:t xml:space="preserve">Başta 5; her kolda 500, 1000 ve 2000 h'te 5'er</w:t>
             </w:r>
           </w:p>
         </w:tc>
@@ -4747,7 +5658,7 @@
         </w:trPr>
         <w:tc>
           <w:tcPr>
-            <w:tcW w:type="dxa" w:w="1775"/>
+            <w:tcW w:type="dxa" w:w="1633"/>
             <w:tcBorders>
               <w:top w:val="single" w:color="BFBFBF" w:sz="4"/>
               <w:left w:val="single" w:color="BFBFBF" w:sz="4"/>
@@ -4805,13 +5716,13 @@
                 <w:sz w:val="16"/>
                 <w:szCs w:val="16"/>
               </w:rPr>
-              <w:t xml:space="preserve">41</w:t>
-            </w:r>
-          </w:p>
-        </w:tc>
-        <w:tc>
-          <w:tcPr>
-            <w:tcW w:type="dxa" w:w="7111"/>
+              <w:t xml:space="preserve">61</w:t>
+            </w:r>
+          </w:p>
+        </w:tc>
+        <w:tc>
+          <w:tcPr>
+            <w:tcW w:type="dxa" w:w="7253"/>
             <w:tcBorders>
               <w:top w:val="single" w:color="BFBFBF" w:sz="4"/>
               <w:left w:val="single" w:color="BFBFBF" w:sz="4"/>
@@ -4836,7 +5747,7 @@
                 <w:sz w:val="16"/>
                 <w:szCs w:val="16"/>
               </w:rPr>
-              <w:t xml:space="preserve">≈12 m; 4,35 × 2,10 kesitte ≈1 kg</w:t>
+              <w:t xml:space="preserve">≈18 m; 4,35 × 2,10 kesitte ≈1,5 kg</w:t>
             </w:r>
           </w:p>
         </w:tc>
@@ -4856,7 +5767,19 @@
           <w:sz w:val="20"/>
           <w:szCs w:val="20"/>
         </w:rPr>
-        <w:t xml:space="preserve">Dört stok ailesi (K, KC, C, E) için toplam yaklaşık 165 numune gerekir. Aşama 1 yaklaşık 2 hafta, Aşama 2 ise 1000 h (yaklaşık 6 hafta) ve 1 haftalık son ölçümler sürer. Toplam süre yaklaşık 9–10 haftadır.</w:t>
+        <w:t xml:space="preserve">A grubunun dört ailesi (K, KC, C, E) için yaklaşık 245 numune gerekir; FC eklenirse 61 numune daha. B grubundaki her malzeme için en az 20 m talep edilmelidir (61 numune ≈ 18 m, artı yedek).</w:t>
+      </w:r>
+    </w:p>
+    <w:p>
+      <w:pPr>
+        <w:keepNext w:val="false"/>
+      </w:pPr>
+      <w:r>
+        <w:rPr>
+          <w:sz w:val="20"/>
+          <w:szCs w:val="20"/>
+        </w:rPr>
+        <w:t xml:space="preserve">Aşama 1 yaklaşık 2 hafta sürer. Aşama 2'de 2000 h yaşlandırma yaklaşık 12 hafta sürer; üç ölçüm noktası yaklaşık 3 hafta ekler. Toplam süre yaklaşık 17 haftadır (≈4 ay). B grubu, malzemeler geldiğinde aynı takvimle yürür.</w:t>
       </w:r>
     </w:p>
     <w:p>
@@ -4893,9 +5816,9 @@
         <w:tblLayout w:type="fixed"/>
       </w:tblPr>
       <w:tblGrid>
-        <w:gridCol w:w="2757"/>
-        <w:gridCol w:w="4212"/>
-        <w:gridCol w:w="2669"/>
+        <w:gridCol w:w="2701"/>
+        <w:gridCol w:w="4288"/>
+        <w:gridCol w:w="2649"/>
       </w:tblGrid>
       <w:tr>
         <w:trPr>
@@ -4904,7 +5827,7 @@
         </w:trPr>
         <w:tc>
           <w:tcPr>
-            <w:tcW w:type="dxa" w:w="2757"/>
+            <w:tcW w:type="dxa" w:w="2701"/>
             <w:tcBorders>
               <w:top w:val="single" w:color="BFBFBF" w:sz="4"/>
               <w:left w:val="single" w:color="BFBFBF" w:sz="4"/>
@@ -4938,7 +5861,7 @@
         </w:tc>
         <w:tc>
           <w:tcPr>
-            <w:tcW w:type="dxa" w:w="4212"/>
+            <w:tcW w:type="dxa" w:w="4288"/>
             <w:tcBorders>
               <w:top w:val="single" w:color="BFBFBF" w:sz="4"/>
               <w:left w:val="single" w:color="BFBFBF" w:sz="4"/>
@@ -4972,7 +5895,7 @@
         </w:tc>
         <w:tc>
           <w:tcPr>
-            <w:tcW w:type="dxa" w:w="2669"/>
+            <w:tcW w:type="dxa" w:w="2649"/>
             <w:tcBorders>
               <w:top w:val="single" w:color="BFBFBF" w:sz="4"/>
               <w:left w:val="single" w:color="BFBFBF" w:sz="4"/>
@@ -5011,7 +5934,7 @@
         </w:trPr>
         <w:tc>
           <w:tcPr>
-            <w:tcW w:type="dxa" w:w="2757"/>
+            <w:tcW w:type="dxa" w:w="2701"/>
             <w:tcBorders>
               <w:top w:val="single" w:color="BFBFBF" w:sz="4"/>
               <w:left w:val="single" w:color="BFBFBF" w:sz="4"/>
@@ -5044,7 +5967,7 @@
         </w:tc>
         <w:tc>
           <w:tcPr>
-            <w:tcW w:type="dxa" w:w="4212"/>
+            <w:tcW w:type="dxa" w:w="4288"/>
             <w:tcBorders>
               <w:top w:val="single" w:color="BFBFBF" w:sz="4"/>
               <w:left w:val="single" w:color="BFBFBF" w:sz="4"/>
@@ -5075,7 +5998,7 @@
         </w:tc>
         <w:tc>
           <w:tcPr>
-            <w:tcW w:type="dxa" w:w="2669"/>
+            <w:tcW w:type="dxa" w:w="2649"/>
             <w:tcBorders>
               <w:top w:val="single" w:color="BFBFBF" w:sz="4"/>
               <w:left w:val="single" w:color="BFBFBF" w:sz="4"/>
@@ -5111,7 +6034,7 @@
         </w:trPr>
         <w:tc>
           <w:tcPr>
-            <w:tcW w:type="dxa" w:w="2757"/>
+            <w:tcW w:type="dxa" w:w="2701"/>
             <w:tcBorders>
               <w:top w:val="single" w:color="BFBFBF" w:sz="4"/>
               <w:left w:val="single" w:color="BFBFBF" w:sz="4"/>
@@ -5145,7 +6068,7 @@
         </w:tc>
         <w:tc>
           <w:tcPr>
-            <w:tcW w:type="dxa" w:w="4212"/>
+            <w:tcW w:type="dxa" w:w="4288"/>
             <w:tcBorders>
               <w:top w:val="single" w:color="BFBFBF" w:sz="4"/>
               <w:left w:val="single" w:color="BFBFBF" w:sz="4"/>
@@ -5177,7 +6100,7 @@
         </w:tc>
         <w:tc>
           <w:tcPr>
-            <w:tcW w:type="dxa" w:w="2669"/>
+            <w:tcW w:type="dxa" w:w="2649"/>
             <w:tcBorders>
               <w:top w:val="single" w:color="BFBFBF" w:sz="4"/>
               <w:left w:val="single" w:color="BFBFBF" w:sz="4"/>
@@ -5214,7 +6137,7 @@
         </w:trPr>
         <w:tc>
           <w:tcPr>
-            <w:tcW w:type="dxa" w:w="2757"/>
+            <w:tcW w:type="dxa" w:w="2701"/>
             <w:tcBorders>
               <w:top w:val="single" w:color="BFBFBF" w:sz="4"/>
               <w:left w:val="single" w:color="BFBFBF" w:sz="4"/>
@@ -5247,7 +6170,7 @@
         </w:tc>
         <w:tc>
           <w:tcPr>
-            <w:tcW w:type="dxa" w:w="4212"/>
+            <w:tcW w:type="dxa" w:w="4288"/>
             <w:tcBorders>
               <w:top w:val="single" w:color="BFBFBF" w:sz="4"/>
               <w:left w:val="single" w:color="BFBFBF" w:sz="4"/>
@@ -5278,7 +6201,7 @@
         </w:tc>
         <w:tc>
           <w:tcPr>
-            <w:tcW w:type="dxa" w:w="2669"/>
+            <w:tcW w:type="dxa" w:w="2649"/>
             <w:tcBorders>
               <w:top w:val="single" w:color="BFBFBF" w:sz="4"/>
               <w:left w:val="single" w:color="BFBFBF" w:sz="4"/>
@@ -5314,7 +6237,7 @@
         </w:trPr>
         <w:tc>
           <w:tcPr>
-            <w:tcW w:type="dxa" w:w="2757"/>
+            <w:tcW w:type="dxa" w:w="2701"/>
             <w:tcBorders>
               <w:top w:val="single" w:color="BFBFBF" w:sz="4"/>
               <w:left w:val="single" w:color="BFBFBF" w:sz="4"/>
@@ -5348,7 +6271,7 @@
         </w:tc>
         <w:tc>
           <w:tcPr>
-            <w:tcW w:type="dxa" w:w="4212"/>
+            <w:tcW w:type="dxa" w:w="4288"/>
             <w:tcBorders>
               <w:top w:val="single" w:color="BFBFBF" w:sz="4"/>
               <w:left w:val="single" w:color="BFBFBF" w:sz="4"/>
@@ -5380,7 +6303,7 @@
         </w:tc>
         <w:tc>
           <w:tcPr>
-            <w:tcW w:type="dxa" w:w="2669"/>
+            <w:tcW w:type="dxa" w:w="2649"/>
             <w:tcBorders>
               <w:top w:val="single" w:color="BFBFBF" w:sz="4"/>
               <w:left w:val="single" w:color="BFBFBF" w:sz="4"/>
@@ -5417,7 +6340,7 @@
         </w:trPr>
         <w:tc>
           <w:tcPr>
-            <w:tcW w:type="dxa" w:w="2757"/>
+            <w:tcW w:type="dxa" w:w="2701"/>
             <w:tcBorders>
               <w:top w:val="single" w:color="BFBFBF" w:sz="4"/>
               <w:left w:val="single" w:color="BFBFBF" w:sz="4"/>
@@ -5450,7 +6373,7 @@
         </w:tc>
         <w:tc>
           <w:tcPr>
-            <w:tcW w:type="dxa" w:w="4212"/>
+            <w:tcW w:type="dxa" w:w="4288"/>
             <w:tcBorders>
               <w:top w:val="single" w:color="BFBFBF" w:sz="4"/>
               <w:left w:val="single" w:color="BFBFBF" w:sz="4"/>
@@ -5481,7 +6404,7 @@
         </w:tc>
         <w:tc>
           <w:tcPr>
-            <w:tcW w:type="dxa" w:w="2669"/>
+            <w:tcW w:type="dxa" w:w="2649"/>
             <w:tcBorders>
               <w:top w:val="single" w:color="BFBFBF" w:sz="4"/>
               <w:left w:val="single" w:color="BFBFBF" w:sz="4"/>
@@ -5517,7 +6440,7 @@
         </w:trPr>
         <w:tc>
           <w:tcPr>
-            <w:tcW w:type="dxa" w:w="2757"/>
+            <w:tcW w:type="dxa" w:w="2701"/>
             <w:tcBorders>
               <w:top w:val="single" w:color="BFBFBF" w:sz="4"/>
               <w:left w:val="single" w:color="BFBFBF" w:sz="4"/>
@@ -5545,13 +6468,13 @@
                 <w:sz w:val="16"/>
                 <w:szCs w:val="16"/>
               </w:rPr>
-              <w:t xml:space="preserve">Ara ölçüm (500 h) ve 2000 h</w:t>
-            </w:r>
-          </w:p>
-        </w:tc>
-        <w:tc>
-          <w:tcPr>
-            <w:tcW w:type="dxa" w:w="4212"/>
+              <w:t xml:space="preserve">Kurutma sonrası tekrar ölçüm</w:t>
+            </w:r>
+          </w:p>
+        </w:tc>
+        <w:tc>
+          <w:tcPr>
+            <w:tcW w:type="dxa" w:w="4288"/>
             <w:tcBorders>
               <w:top w:val="single" w:color="BFBFBF" w:sz="4"/>
               <w:left w:val="single" w:color="BFBFBF" w:sz="4"/>
@@ -5577,13 +6500,13 @@
                 <w:sz w:val="16"/>
                 <w:szCs w:val="16"/>
               </w:rPr>
-              <w:t xml:space="preserve">Süreyi uzatır</w:t>
-            </w:r>
-          </w:p>
-        </w:tc>
-        <w:tc>
-          <w:tcPr>
-            <w:tcW w:type="dxa" w:w="2669"/>
+              <w:t xml:space="preserve">Ek ölçüm turu ister</w:t>
+            </w:r>
+          </w:p>
+        </w:tc>
+        <w:tc>
+          <w:tcPr>
+            <w:tcW w:type="dxa" w:w="2649"/>
             <w:tcBorders>
               <w:top w:val="single" w:color="BFBFBF" w:sz="4"/>
               <w:left w:val="single" w:color="BFBFBF" w:sz="4"/>
@@ -5609,7 +6532,7 @@
                 <w:sz w:val="16"/>
                 <w:szCs w:val="16"/>
               </w:rPr>
-              <w:t xml:space="preserve">1000 h sonrası devam</w:t>
+              <w:t xml:space="preserve">Emilimin geri dönüp dönmediğini görmek için</w:t>
             </w:r>
           </w:p>
         </w:tc>
@@ -5620,7 +6543,7 @@
         </w:trPr>
         <w:tc>
           <w:tcPr>
-            <w:tcW w:type="dxa" w:w="2757"/>
+            <w:tcW w:type="dxa" w:w="2701"/>
             <w:tcBorders>
               <w:top w:val="single" w:color="BFBFBF" w:sz="4"/>
               <w:left w:val="single" w:color="BFBFBF" w:sz="4"/>
@@ -5647,69 +6570,69 @@
                 <w:sz w:val="16"/>
                 <w:szCs w:val="16"/>
               </w:rPr>
-              <w:t xml:space="preserve">Kurutma sonrası tekrar ölçüm</w:t>
-            </w:r>
-          </w:p>
-        </w:tc>
-        <w:tc>
-          <w:tcPr>
-            <w:tcW w:type="dxa" w:w="4212"/>
-            <w:tcBorders>
-              <w:top w:val="single" w:color="BFBFBF" w:sz="4"/>
-              <w:left w:val="single" w:color="BFBFBF" w:sz="4"/>
-              <w:bottom w:val="single" w:color="BFBFBF" w:sz="4"/>
-              <w:right w:val="single" w:color="BFBFBF" w:sz="4"/>
-            </w:tcBorders>
-            <w:tcMar>
-              <w:top w:type="dxa" w:w="30"/>
-              <w:left w:type="dxa" w:w="80"/>
-              <w:bottom w:type="dxa" w:w="30"/>
-              <w:right w:type="dxa" w:w="80"/>
-            </w:tcMar>
-            <w:vAlign w:val="top"/>
-          </w:tcPr>
-          <w:p>
-            <w:pPr>
-              <w:keepNext/>
-              <w:spacing w:after="0" w:before="0" w:line="240" w:lineRule="auto"/>
-            </w:pPr>
-            <w:r>
-              <w:rPr>
-                <w:sz w:val="16"/>
-                <w:szCs w:val="16"/>
-              </w:rPr>
-              <w:t xml:space="preserve">Ek ölçüm turu ister</w:t>
-            </w:r>
-          </w:p>
-        </w:tc>
-        <w:tc>
-          <w:tcPr>
-            <w:tcW w:type="dxa" w:w="2669"/>
-            <w:tcBorders>
-              <w:top w:val="single" w:color="BFBFBF" w:sz="4"/>
-              <w:left w:val="single" w:color="BFBFBF" w:sz="4"/>
-              <w:bottom w:val="single" w:color="BFBFBF" w:sz="4"/>
-              <w:right w:val="single" w:color="BFBFBF" w:sz="4"/>
-            </w:tcBorders>
-            <w:tcMar>
-              <w:top w:type="dxa" w:w="30"/>
-              <w:left w:type="dxa" w:w="80"/>
-              <w:bottom w:type="dxa" w:w="30"/>
-              <w:right w:type="dxa" w:w="80"/>
-            </w:tcMar>
-            <w:vAlign w:val="top"/>
-          </w:tcPr>
-          <w:p>
-            <w:pPr>
-              <w:keepNext/>
-              <w:spacing w:after="0" w:before="0" w:line="240" w:lineRule="auto"/>
-            </w:pPr>
-            <w:r>
-              <w:rPr>
-                <w:sz w:val="16"/>
-                <w:szCs w:val="16"/>
-              </w:rPr>
-              <w:t xml:space="preserve">Emilimin geri dönüp dönmediğini görmek için</w:t>
+              <w:t xml:space="preserve">Yağ asitliği, özdirenç, metal analizi</w:t>
+            </w:r>
+          </w:p>
+        </w:tc>
+        <w:tc>
+          <w:tcPr>
+            <w:tcW w:type="dxa" w:w="4288"/>
+            <w:tcBorders>
+              <w:top w:val="single" w:color="BFBFBF" w:sz="4"/>
+              <w:left w:val="single" w:color="BFBFBF" w:sz="4"/>
+              <w:bottom w:val="single" w:color="BFBFBF" w:sz="4"/>
+              <w:right w:val="single" w:color="BFBFBF" w:sz="4"/>
+            </w:tcBorders>
+            <w:tcMar>
+              <w:top w:type="dxa" w:w="30"/>
+              <w:left w:type="dxa" w:w="80"/>
+              <w:bottom w:type="dxa" w:w="30"/>
+              <w:right w:type="dxa" w:w="80"/>
+            </w:tcMar>
+            <w:vAlign w:val="top"/>
+          </w:tcPr>
+          <w:p>
+            <w:pPr>
+              <w:keepNext/>
+              <w:spacing w:after="0" w:before="0" w:line="240" w:lineRule="auto"/>
+            </w:pPr>
+            <w:r>
+              <w:rPr>
+                <w:sz w:val="16"/>
+                <w:szCs w:val="16"/>
+              </w:rPr>
+              <w:t xml:space="preserve">Dış laboratuvar ister</w:t>
+            </w:r>
+          </w:p>
+        </w:tc>
+        <w:tc>
+          <w:tcPr>
+            <w:tcW w:type="dxa" w:w="2649"/>
+            <w:tcBorders>
+              <w:top w:val="single" w:color="BFBFBF" w:sz="4"/>
+              <w:left w:val="single" w:color="BFBFBF" w:sz="4"/>
+              <w:bottom w:val="single" w:color="BFBFBF" w:sz="4"/>
+              <w:right w:val="single" w:color="BFBFBF" w:sz="4"/>
+            </w:tcBorders>
+            <w:tcMar>
+              <w:top w:type="dxa" w:w="30"/>
+              <w:left w:type="dxa" w:w="80"/>
+              <w:bottom w:type="dxa" w:w="30"/>
+              <w:right w:type="dxa" w:w="80"/>
+            </w:tcMar>
+            <w:vAlign w:val="top"/>
+          </w:tcPr>
+          <w:p>
+            <w:pPr>
+              <w:keepNext/>
+              <w:spacing w:after="0" w:before="0" w:line="240" w:lineRule="auto"/>
+            </w:pPr>
+            <w:r>
+              <w:rPr>
+                <w:sz w:val="16"/>
+                <w:szCs w:val="16"/>
+              </w:rPr>
+              <w:t xml:space="preserve">Saklanan yağ örneğiyle</w:t>
             </w:r>
           </w:p>
         </w:tc>
@@ -5720,7 +6643,7 @@
         </w:trPr>
         <w:tc>
           <w:tcPr>
-            <w:tcW w:type="dxa" w:w="2757"/>
+            <w:tcW w:type="dxa" w:w="2701"/>
             <w:tcBorders>
               <w:top w:val="single" w:color="BFBFBF" w:sz="4"/>
               <w:left w:val="single" w:color="BFBFBF" w:sz="4"/>
@@ -5748,13 +6671,13 @@
                 <w:sz w:val="16"/>
                 <w:szCs w:val="16"/>
               </w:rPr>
-              <w:t xml:space="preserve">Yağ asitliği, özdirenç, metal analizi</w:t>
-            </w:r>
-          </w:p>
-        </w:tc>
-        <w:tc>
-          <w:tcPr>
-            <w:tcW w:type="dxa" w:w="4212"/>
+              <w:t xml:space="preserve">Büküm, yapışma, FTIR, SEM/EDS, kesit</w:t>
+            </w:r>
+          </w:p>
+        </w:tc>
+        <w:tc>
+          <w:tcPr>
+            <w:tcW w:type="dxa" w:w="4288"/>
             <w:tcBorders>
               <w:top w:val="single" w:color="BFBFBF" w:sz="4"/>
               <w:left w:val="single" w:color="BFBFBF" w:sz="4"/>
@@ -5780,13 +6703,13 @@
                 <w:sz w:val="16"/>
                 <w:szCs w:val="16"/>
               </w:rPr>
-              <w:t xml:space="preserve">Dış laboratuvar ister</w:t>
-            </w:r>
-          </w:p>
-        </w:tc>
-        <w:tc>
-          <w:tcPr>
-            <w:tcW w:type="dxa" w:w="2669"/>
+              <w:t xml:space="preserve">Ek hazırlık ve dış hizmet ister</w:t>
+            </w:r>
+          </w:p>
+        </w:tc>
+        <w:tc>
+          <w:tcPr>
+            <w:tcW w:type="dxa" w:w="2649"/>
             <w:tcBorders>
               <w:top w:val="single" w:color="BFBFBF" w:sz="4"/>
               <w:left w:val="single" w:color="BFBFBF" w:sz="4"/>
@@ -5812,7 +6735,7 @@
                 <w:sz w:val="16"/>
                 <w:szCs w:val="16"/>
               </w:rPr>
-              <w:t xml:space="preserve">Saklanan yağ örneğiyle</w:t>
+              <w:t xml:space="preserve">Yalnız görünür hasar varsa</w:t>
             </w:r>
           </w:p>
         </w:tc>
@@ -5823,24 +6746,24 @@
         </w:trPr>
         <w:tc>
           <w:tcPr>
-            <w:tcW w:type="dxa" w:w="2757"/>
-            <w:tcBorders>
-              <w:top w:val="single" w:color="BFBFBF" w:sz="4"/>
-              <w:left w:val="single" w:color="BFBFBF" w:sz="4"/>
-              <w:bottom w:val="single" w:color="BFBFBF" w:sz="4"/>
-              <w:right w:val="single" w:color="BFBFBF" w:sz="4"/>
-            </w:tcBorders>
-            <w:tcMar>
-              <w:top w:type="dxa" w:w="30"/>
-              <w:left w:type="dxa" w:w="80"/>
-              <w:bottom w:type="dxa" w:w="30"/>
-              <w:right w:type="dxa" w:w="80"/>
-            </w:tcMar>
-            <w:vAlign w:val="top"/>
-          </w:tcPr>
-          <w:p>
-            <w:pPr>
-              <w:keepNext/>
+            <w:tcW w:type="dxa" w:w="2701"/>
+            <w:tcBorders>
+              <w:top w:val="single" w:color="BFBFBF" w:sz="4"/>
+              <w:left w:val="single" w:color="BFBFBF" w:sz="4"/>
+              <w:bottom w:val="single" w:color="BFBFBF" w:sz="4"/>
+              <w:right w:val="single" w:color="BFBFBF" w:sz="4"/>
+            </w:tcBorders>
+            <w:tcMar>
+              <w:top w:type="dxa" w:w="30"/>
+              <w:left w:type="dxa" w:w="80"/>
+              <w:bottom w:type="dxa" w:w="30"/>
+              <w:right w:type="dxa" w:w="80"/>
+            </w:tcMar>
+            <w:vAlign w:val="top"/>
+          </w:tcPr>
+          <w:p>
+            <w:pPr>
+              <w:keepNext w:val="false"/>
               <w:spacing w:after="0" w:before="0" w:line="240" w:lineRule="auto"/>
             </w:pPr>
             <w:r>
@@ -5850,87 +6773,19 @@
                 <w:sz w:val="16"/>
                 <w:szCs w:val="16"/>
               </w:rPr>
-              <w:t xml:space="preserve">Büküm, yapışma, FTIR, SEM/EDS, kesit</w:t>
-            </w:r>
-          </w:p>
-        </w:tc>
-        <w:tc>
-          <w:tcPr>
-            <w:tcW w:type="dxa" w:w="4212"/>
-            <w:tcBorders>
-              <w:top w:val="single" w:color="BFBFBF" w:sz="4"/>
-              <w:left w:val="single" w:color="BFBFBF" w:sz="4"/>
-              <w:bottom w:val="single" w:color="BFBFBF" w:sz="4"/>
-              <w:right w:val="single" w:color="BFBFBF" w:sz="4"/>
-            </w:tcBorders>
-            <w:tcMar>
-              <w:top w:type="dxa" w:w="30"/>
-              <w:left w:type="dxa" w:w="80"/>
-              <w:bottom w:type="dxa" w:w="30"/>
-              <w:right w:type="dxa" w:w="80"/>
-            </w:tcMar>
-            <w:vAlign w:val="top"/>
-          </w:tcPr>
-          <w:p>
-            <w:pPr>
-              <w:keepNext/>
-              <w:spacing w:after="0" w:before="0" w:line="240" w:lineRule="auto"/>
-            </w:pPr>
-            <w:r>
-              <w:rPr>
-                <w:sz w:val="16"/>
-                <w:szCs w:val="16"/>
-              </w:rPr>
-              <w:t xml:space="preserve">Ek hazırlık ve dış hizmet ister</w:t>
-            </w:r>
-          </w:p>
-        </w:tc>
-        <w:tc>
-          <w:tcPr>
-            <w:tcW w:type="dxa" w:w="2669"/>
-            <w:tcBorders>
-              <w:top w:val="single" w:color="BFBFBF" w:sz="4"/>
-              <w:left w:val="single" w:color="BFBFBF" w:sz="4"/>
-              <w:bottom w:val="single" w:color="BFBFBF" w:sz="4"/>
-              <w:right w:val="single" w:color="BFBFBF" w:sz="4"/>
-            </w:tcBorders>
-            <w:tcMar>
-              <w:top w:type="dxa" w:w="30"/>
-              <w:left w:type="dxa" w:w="80"/>
-              <w:bottom w:type="dxa" w:w="30"/>
-              <w:right w:type="dxa" w:w="80"/>
-            </w:tcMar>
-            <w:vAlign w:val="top"/>
-          </w:tcPr>
-          <w:p>
-            <w:pPr>
-              <w:keepNext/>
-              <w:spacing w:after="0" w:before="0" w:line="240" w:lineRule="auto"/>
-            </w:pPr>
-            <w:r>
-              <w:rPr>
-                <w:sz w:val="16"/>
-                <w:szCs w:val="16"/>
-              </w:rPr>
-              <w:t xml:space="preserve">Yalnız görünür hasar varsa</w:t>
-            </w:r>
-          </w:p>
-        </w:tc>
-      </w:tr>
-      <w:tr>
-        <w:trPr>
-          <w:cantSplit/>
-        </w:trPr>
-        <w:tc>
-          <w:tcPr>
-            <w:tcW w:type="dxa" w:w="2757"/>
-            <w:tcBorders>
-              <w:top w:val="single" w:color="BFBFBF" w:sz="4"/>
-              <w:left w:val="single" w:color="BFBFBF" w:sz="4"/>
-              <w:bottom w:val="single" w:color="BFBFBF" w:sz="4"/>
-              <w:right w:val="single" w:color="BFBFBF" w:sz="4"/>
-            </w:tcBorders>
-            <w:shd w:fill="F5F7FB" w:color="auto" w:val="clear"/>
+              <w:t xml:space="preserve">Gerilim altında yaşlandırma ve korozyon</w:t>
+            </w:r>
+          </w:p>
+        </w:tc>
+        <w:tc>
+          <w:tcPr>
+            <w:tcW w:type="dxa" w:w="4288"/>
+            <w:tcBorders>
+              <w:top w:val="single" w:color="BFBFBF" w:sz="4"/>
+              <w:left w:val="single" w:color="BFBFBF" w:sz="4"/>
+              <w:bottom w:val="single" w:color="BFBFBF" w:sz="4"/>
+              <w:right w:val="single" w:color="BFBFBF" w:sz="4"/>
+            </w:tcBorders>
             <w:tcMar>
               <w:top w:type="dxa" w:w="30"/>
               <w:left w:type="dxa" w:w="80"/>
@@ -5946,40 +6801,6 @@
             </w:pPr>
             <w:r>
               <w:rPr>
-                <w:b/>
-                <w:bCs/>
-                <w:sz w:val="16"/>
-                <w:szCs w:val="16"/>
-              </w:rPr>
-              <w:t xml:space="preserve">Gerilim altında yaşlandırma ve korozyon</w:t>
-            </w:r>
-          </w:p>
-        </w:tc>
-        <w:tc>
-          <w:tcPr>
-            <w:tcW w:type="dxa" w:w="4212"/>
-            <w:tcBorders>
-              <w:top w:val="single" w:color="BFBFBF" w:sz="4"/>
-              <w:left w:val="single" w:color="BFBFBF" w:sz="4"/>
-              <w:bottom w:val="single" w:color="BFBFBF" w:sz="4"/>
-              <w:right w:val="single" w:color="BFBFBF" w:sz="4"/>
-            </w:tcBorders>
-            <w:shd w:fill="F5F7FB" w:color="auto" w:val="clear"/>
-            <w:tcMar>
-              <w:top w:type="dxa" w:w="30"/>
-              <w:left w:type="dxa" w:w="80"/>
-              <w:bottom w:type="dxa" w:w="30"/>
-              <w:right w:type="dxa" w:w="80"/>
-            </w:tcMar>
-            <w:vAlign w:val="top"/>
-          </w:tcPr>
-          <w:p>
-            <w:pPr>
-              <w:keepNext w:val="false"/>
-              <w:spacing w:after="0" w:before="0" w:line="240" w:lineRule="auto"/>
-            </w:pPr>
-            <w:r>
-              <w:rPr>
                 <w:sz w:val="16"/>
                 <w:szCs w:val="16"/>
               </w:rPr>
@@ -5989,14 +6810,13 @@
         </w:tc>
         <w:tc>
           <w:tcPr>
-            <w:tcW w:type="dxa" w:w="2669"/>
-            <w:tcBorders>
-              <w:top w:val="single" w:color="BFBFBF" w:sz="4"/>
-              <w:left w:val="single" w:color="BFBFBF" w:sz="4"/>
-              <w:bottom w:val="single" w:color="BFBFBF" w:sz="4"/>
-              <w:right w:val="single" w:color="BFBFBF" w:sz="4"/>
-            </w:tcBorders>
-            <w:shd w:fill="F5F7FB" w:color="auto" w:val="clear"/>
+            <w:tcW w:type="dxa" w:w="2649"/>
+            <w:tcBorders>
+              <w:top w:val="single" w:color="BFBFBF" w:sz="4"/>
+              <w:left w:val="single" w:color="BFBFBF" w:sz="4"/>
+              <w:bottom w:val="single" w:color="BFBFBF" w:sz="4"/>
+              <w:right w:val="single" w:color="BFBFBF" w:sz="4"/>
+            </w:tcBorders>
             <w:tcMar>
               <w:top w:type="dxa" w:w="30"/>
               <w:left w:type="dxa" w:w="80"/>
@@ -6035,7 +6855,7 @@
           <w:sz w:val="20"/>
           <w:szCs w:val="20"/>
         </w:rPr>
-        <w:t xml:space="preserve">Açık kararlar: kullanılacak e-yağ ve parlama noktası, 150 °C'nin uygunluğu, kısmi deşarj ölçüm cihazına erişim ve FC ile B grubunun zamanlaması.</w:t>
+        <w:t xml:space="preserve">Açık kararlar: kullanılacak e-yağ ve parlama noktası, 150 °C'nin uygunluğu, kısmi deşarj ölçüm cihazına erişim, FC'nin dahil edilmesi ve B grubu malzemelerinin tedarik takvimi.</w:t>
       </w:r>
     </w:p>
     <w:sectPr>

--- a/reports/Hairpin yalıtımları temel test planı.docx
+++ b/reports/Hairpin yalıtımları temel test planı.docx
@@ -1981,130 +1981,6 @@
     </w:p>
     <w:p>
       <w:pPr>
-        <w:pStyle w:val="ListParagraph"/>
-        <w:numPr>
-          <w:ilvl w:val="0"/>
-          <w:numId w:val="2"/>
-        </w:numPr>
-        <w:spacing w:after="60"/>
-      </w:pPr>
-      <w:r>
-        <w:rPr>
-          <w:b/>
-          <w:bCs/>
-          <w:sz w:val="20"/>
-          <w:szCs w:val="20"/>
-        </w:rPr>
-        <w:t xml:space="preserve">Düz numune:</w:t>
-      </w:r>
-      <w:r>
-        <w:rPr>
-          <w:sz w:val="20"/>
-          <w:szCs w:val="20"/>
-        </w:rPr>
-        <w:t xml:space="preserve"> 300 mm. Bir ucu bağlantı için 15 mm soyulur; diğer uç ve soyulan uçtaki yalıtım kenarı yağa dayanıklı epoksiyle kapatılır. Fotoğraf, kütle/kalınlık ve BDV bu numunelerde yapılır.</w:t>
-      </w:r>
-    </w:p>
-    <w:p>
-      <w:pPr>
-        <w:pStyle w:val="ListParagraph"/>
-        <w:numPr>
-          <w:ilvl w:val="0"/>
-          <w:numId w:val="2"/>
-        </w:numPr>
-        <w:spacing w:after="60"/>
-      </w:pPr>
-      <w:r>
-        <w:rPr>
-          <w:b/>
-          <w:bCs/>
-          <w:sz w:val="20"/>
-          <w:szCs w:val="20"/>
-        </w:rPr>
-        <w:t xml:space="preserve">Sırt sırta çift:</w:t>
-      </w:r>
-      <w:r>
-        <w:rPr>
-          <w:sz w:val="20"/>
-          <w:szCs w:val="20"/>
-        </w:rPr>
-        <w:t xml:space="preserve"> iki düz numune 150 mm kaydırılarak geniş yüzleri üst üste gelecek şekilde konur; temas boyu 150 mm'dir ve soyulmuş uçlar dışa bakar. Çift yalnız ölçüm sırasında PTFE bant veya kelepçeyle birleştirilir; yaşlandırmada numuneler ayrıdır. Her ölçümde aynı iki numune aynı konumda birleştirilir. Yalıtım direnci ve PDIV için.</w:t>
-      </w:r>
-    </w:p>
-    <w:p>
-      <w:pPr>
-        <w:pStyle w:val="ListParagraph"/>
-        <w:numPr>
-          <w:ilvl w:val="0"/>
-          <w:numId w:val="2"/>
-        </w:numPr>
-        <w:spacing w:after="60"/>
-      </w:pPr>
-      <w:r>
-        <w:rPr>
-          <w:b/>
-          <w:bCs/>
-          <w:sz w:val="20"/>
-          <w:szCs w:val="20"/>
-        </w:rPr>
-        <w:t xml:space="preserve">Açık uçlu numune:</w:t>
-      </w:r>
-      <w:r>
-        <w:rPr>
-          <w:sz w:val="20"/>
-          <w:szCs w:val="20"/>
-        </w:rPr>
-        <w:t xml:space="preserve"> 300 mm; bir ucu açık ve 20 mm soyulmuş. Kesik uçta korozyonu fotoğraflamak için.</w:t>
-      </w:r>
-    </w:p>
-    <w:p>
-      <w:pPr>
-        <w:pStyle w:val="ListParagraph"/>
-        <w:numPr>
-          <w:ilvl w:val="0"/>
-          <w:numId w:val="2"/>
-        </w:numPr>
-        <w:spacing w:after="60"/>
-      </w:pPr>
-      <w:r>
-        <w:rPr>
-          <w:b/>
-          <w:bCs/>
-          <w:sz w:val="20"/>
-          <w:szCs w:val="20"/>
-        </w:rPr>
-        <w:t xml:space="preserve">Bakır tanık şerit:</w:t>
-      </w:r>
-      <w:r>
-        <w:rPr>
-          <w:sz w:val="20"/>
-          <w:szCs w:val="20"/>
-        </w:rPr>
-        <w:t xml:space="preserve"> 6 × 25 mm çıplak bakır; her yağ kabında 3 çift, her çiftte biri yağda, biri yağın üstünde. Yağın korozifliğini gösterir.</w:t>
-      </w:r>
-    </w:p>
-    <w:p>
-      <w:pPr>
-        <w:keepNext w:val="false"/>
-      </w:pPr>
-      <w:r>
-        <w:rPr>
-          <w:sz w:val="20"/>
-          <w:szCs w:val="20"/>
-        </w:rPr>
-        <w:t xml:space="preserve">Hazırlık: numuneler nitril eldivenle tutulur, tüm ailelerde aynı şekilde izopropanolle silinir ve yağa dayanıklı bir kodla işaretlenir. Ölçümlerden önce 23 ± 2 °C ve %50 ± 5 bağıl nemde en az 24 h bekletilir.</w:t>
-      </w:r>
-    </w:p>
-    <w:p>
-      <w:pPr>
-        <w:pStyle w:val="Heading1"/>
-      </w:pPr>
-      <w:r>
-        <w:t xml:space="preserve">2. Test akışı</w:t>
-      </w:r>
-    </w:p>
-    <w:p>
-      <w:pPr>
         <w:keepNext/>
         <w:spacing w:after="60" w:before="120"/>
         <w:jc w:val="center"/>
@@ -2112,7 +1988,7 @@
       <w:r>
         <w:drawing>
           <wp:inline distT="0" distB="0" distL="0" distR="0">
-            <wp:extent cx="6096000" cy="2533650"/>
+            <wp:extent cx="6096000" cy="3324225"/>
             <wp:effectExtent t="0" r="0" b="0" l="0"/>
             <wp:docPr id="1" name="" descr="" title=""/>
             <wp:cNvGraphicFramePr>
@@ -2137,6 +2013,193 @@
                   <pic:spPr bwMode="auto">
                     <a:xfrm>
                       <a:off x="0" y="0"/>
+                      <a:ext cx="6096000" cy="3324225"/>
+                    </a:xfrm>
+                    <a:prstGeom prst="rect">
+                      <a:avLst/>
+                    </a:prstGeom>
+                  </pic:spPr>
+                </pic:pic>
+              </a:graphicData>
+            </a:graphic>
+          </wp:inline>
+        </w:drawing>
+      </w:r>
+    </w:p>
+    <w:p>
+      <w:pPr>
+        <w:spacing w:after="200"/>
+        <w:jc w:val="center"/>
+      </w:pPr>
+      <w:r>
+        <w:rPr>
+          <w:i/>
+          <w:iCs/>
+          <w:color w:val="595959"/>
+          <w:sz w:val="18"/>
+          <w:szCs w:val="18"/>
+        </w:rPr>
+        <w:t xml:space="preserve">Şekil 1. Numune tipleri</w:t>
+      </w:r>
+    </w:p>
+    <w:p>
+      <w:pPr>
+        <w:pStyle w:val="ListParagraph"/>
+        <w:numPr>
+          <w:ilvl w:val="0"/>
+          <w:numId w:val="2"/>
+        </w:numPr>
+        <w:spacing w:after="60"/>
+      </w:pPr>
+      <w:r>
+        <w:rPr>
+          <w:b/>
+          <w:bCs/>
+          <w:sz w:val="20"/>
+          <w:szCs w:val="20"/>
+        </w:rPr>
+        <w:t xml:space="preserve">Düz numune:</w:t>
+      </w:r>
+      <w:r>
+        <w:rPr>
+          <w:sz w:val="20"/>
+          <w:szCs w:val="20"/>
+        </w:rPr>
+        <w:t xml:space="preserve"> 300 mm. Bir ucu bağlantı için 15 mm soyulur; diğer uç ve soyulan uçtaki yalıtım kenarı yağa dayanıklı epoksiyle kapatılır. Fotoğraf, kütle/kalınlık ve BDV bu numunelerde yapılır.</w:t>
+      </w:r>
+    </w:p>
+    <w:p>
+      <w:pPr>
+        <w:pStyle w:val="ListParagraph"/>
+        <w:numPr>
+          <w:ilvl w:val="0"/>
+          <w:numId w:val="2"/>
+        </w:numPr>
+        <w:spacing w:after="60"/>
+      </w:pPr>
+      <w:r>
+        <w:rPr>
+          <w:b/>
+          <w:bCs/>
+          <w:sz w:val="20"/>
+          <w:szCs w:val="20"/>
+        </w:rPr>
+        <w:t xml:space="preserve">Sırt sırta çift:</w:t>
+      </w:r>
+      <w:r>
+        <w:rPr>
+          <w:sz w:val="20"/>
+          <w:szCs w:val="20"/>
+        </w:rPr>
+        <w:t xml:space="preserve"> iki düz numune 150 mm kaydırılarak geniş yüzleri üst üste gelecek şekilde konur; temas boyu 150 mm'dir ve soyulmuş uçlar dışa bakar. Çift yalnız ölçüm sırasında PTFE bant veya kelepçeyle birleştirilir; yaşlandırmada numuneler ayrıdır. Her ölçümde aynı iki numune aynı konumda birleştirilir. Yalıtım direnci ve PDIV için.</w:t>
+      </w:r>
+    </w:p>
+    <w:p>
+      <w:pPr>
+        <w:pStyle w:val="ListParagraph"/>
+        <w:numPr>
+          <w:ilvl w:val="0"/>
+          <w:numId w:val="2"/>
+        </w:numPr>
+        <w:spacing w:after="60"/>
+      </w:pPr>
+      <w:r>
+        <w:rPr>
+          <w:b/>
+          <w:bCs/>
+          <w:sz w:val="20"/>
+          <w:szCs w:val="20"/>
+        </w:rPr>
+        <w:t xml:space="preserve">Açık uçlu numune:</w:t>
+      </w:r>
+      <w:r>
+        <w:rPr>
+          <w:sz w:val="20"/>
+          <w:szCs w:val="20"/>
+        </w:rPr>
+        <w:t xml:space="preserve"> 300 mm; bir ucu açık ve 20 mm soyulmuş. Kesik uçta korozyonu fotoğraflamak için.</w:t>
+      </w:r>
+    </w:p>
+    <w:p>
+      <w:pPr>
+        <w:pStyle w:val="ListParagraph"/>
+        <w:numPr>
+          <w:ilvl w:val="0"/>
+          <w:numId w:val="2"/>
+        </w:numPr>
+        <w:spacing w:after="60"/>
+      </w:pPr>
+      <w:r>
+        <w:rPr>
+          <w:b/>
+          <w:bCs/>
+          <w:sz w:val="20"/>
+          <w:szCs w:val="20"/>
+        </w:rPr>
+        <w:t xml:space="preserve">Bakır tanık şerit:</w:t>
+      </w:r>
+      <w:r>
+        <w:rPr>
+          <w:sz w:val="20"/>
+          <w:szCs w:val="20"/>
+        </w:rPr>
+        <w:t xml:space="preserve"> 6 × 25 mm çıplak bakır; her yağ kabında 3 çift, her çiftte biri yağda, biri yağın üstünde. Yağın korozifliğini gösterir.</w:t>
+      </w:r>
+    </w:p>
+    <w:p>
+      <w:pPr>
+        <w:keepNext w:val="false"/>
+      </w:pPr>
+      <w:r>
+        <w:rPr>
+          <w:sz w:val="20"/>
+          <w:szCs w:val="20"/>
+        </w:rPr>
+        <w:t xml:space="preserve">Hazırlık: numuneler nitril eldivenle tutulur, tüm ailelerde aynı şekilde izopropanolle silinir ve yağa dayanıklı bir kodla işaretlenir. Ölçümlerden önce 23 ± 2 °C ve %50 ± 5 bağıl nemde en az 24 h bekletilir.</w:t>
+      </w:r>
+    </w:p>
+    <w:p>
+      <w:pPr>
+        <w:pStyle w:val="Heading1"/>
+      </w:pPr>
+      <w:r>
+        <w:t xml:space="preserve">2. Test akışı</w:t>
+      </w:r>
+    </w:p>
+    <w:p>
+      <w:pPr>
+        <w:keepNext/>
+        <w:spacing w:after="60" w:before="120"/>
+        <w:jc w:val="center"/>
+      </w:pPr>
+      <w:r>
+        <w:drawing>
+          <wp:inline distT="0" distB="0" distL="0" distR="0">
+            <wp:extent cx="6096000" cy="2533650"/>
+            <wp:effectExtent t="0" r="0" b="0" l="0"/>
+            <wp:docPr id="1" name="" descr="" title=""/>
+            <wp:cNvGraphicFramePr>
+              <a:graphicFrameLocks xmlns:a="http://schemas.openxmlformats.org/drawingml/2006/main" noChangeAspect="1"/>
+            </wp:cNvGraphicFramePr>
+            <a:graphic xmlns:a="http://schemas.openxmlformats.org/drawingml/2006/main">
+              <a:graphicData uri="http://schemas.openxmlformats.org/drawingml/2006/picture">
+                <pic:pic xmlns:pic="http://schemas.openxmlformats.org/drawingml/2006/picture">
+                  <pic:nvPicPr>
+                    <pic:cNvPr id="0" name="" descr=""/>
+                    <pic:cNvPicPr>
+                      <a:picLocks noChangeAspect="1" noChangeArrowheads="1"/>
+                    </pic:cNvPicPr>
+                  </pic:nvPicPr>
+                  <pic:blipFill>
+                    <a:blip r:embed="rId12" cstate="none"/>
+                    <a:srcRect/>
+                    <a:stretch>
+                      <a:fillRect/>
+                    </a:stretch>
+                  </pic:blipFill>
+                  <pic:spPr bwMode="auto">
+                    <a:xfrm>
+                      <a:off x="0" y="0"/>
                       <a:ext cx="6096000" cy="2533650"/>
                     </a:xfrm>
                     <a:prstGeom prst="rect">
@@ -2163,7 +2226,7 @@
           <w:sz w:val="18"/>
           <w:szCs w:val="18"/>
         </w:rPr>
-        <w:t xml:space="preserve">Şekil 1. Temel test akışı</w:t>
+        <w:t xml:space="preserve">Şekil 2. Temel test akışı</w:t>
       </w:r>
     </w:p>
     <w:p>

--- a/reports/Hairpin yalıtımları temel test planı.docx
+++ b/reports/Hairpin yalıtımları temel test planı.docx
@@ -1952,7 +1952,7 @@
     </w:tbl>
     <w:p>
       <w:pPr>
-        <w:spacing w:after="120" w:before="0"/>
+        <w:spacing w:after="0" w:before="0" w:line="160" w:lineRule="exact"/>
       </w:pPr>
     </w:p>
     <w:p>
@@ -2117,7 +2117,7 @@
           <w:sz w:val="20"/>
           <w:szCs w:val="20"/>
         </w:rPr>
-        <w:t xml:space="preserve"> 300 mm; bir ucu açık ve 20 mm soyulmuş. Kesik uçta korozyonu fotoğraflamak için.</w:t>
+        <w:t xml:space="preserve"> 300 mm. Bir ucu 20 mm soyulur ve yalıtım kenarı açık bırakılır; diğer ucu epoksiyle kapatılır. Motordaki kaynak ucunu temsil eder; kesik uçtaki korozyon fotoğraflanır.</w:t>
       </w:r>
     </w:p>
     <w:p>
@@ -2144,6 +2144,27 @@
           <w:szCs w:val="20"/>
         </w:rPr>
         <w:t xml:space="preserve"> 6 × 25 mm çıplak bakır; her yağ kabında 3 çift, her çiftte biri yağda, biri yağın üstünde. Yağın korozifliğini gösterir.</w:t>
+      </w:r>
+    </w:p>
+    <w:p>
+      <w:pPr>
+        <w:keepNext w:val="false"/>
+      </w:pPr>
+      <w:r>
+        <w:rPr>
+          <w:b/>
+          <w:bCs/>
+          <w:sz w:val="20"/>
+          <w:szCs w:val="20"/>
+        </w:rPr>
+        <w:t xml:space="preserve">Uçlar neden kapatılır?</w:t>
+      </w:r>
+      <w:r>
+        <w:rPr>
+          <w:sz w:val="20"/>
+          <w:szCs w:val="20"/>
+        </w:rPr>
+        <w:t xml:space="preserve"> Numune telden kesildiği için uçlarında bakır ve yalıtımın kesiti açıkta kalır; motordaki sargıda ise yalıtım kesintisizdir. Açık kesik uçtan yağ yalıtımın altına girer (özellikle bant ve cam yalıtımda) ve sonuçlar yalıtımın kendisini değil kesik ucu yansıtır. Bu yüzden düz numunenin uçları 150 °C'ye ve yağa dayanıklı epoksiyle kapatılır; soyulmuş 15 mm yalnız ölçüm kablosunun bağlantısı içindir. Motorda yalıtımın açıkta bittiği yer, kaynak için soyulan hairpin uçlarıdır. Açık uçlu numune bu bölgeyi temsil eder: yağın yalıtım kenarından girip bakırı aşındırıp aşındırmadığını gösterir.</w:t>
       </w:r>
     </w:p>
     <w:p>
@@ -3460,7 +3481,7 @@
     </w:tbl>
     <w:p>
       <w:pPr>
-        <w:spacing w:after="120" w:before="0"/>
+        <w:spacing w:after="0" w:before="0" w:line="160" w:lineRule="exact"/>
       </w:pPr>
     </w:p>
     <w:p>
@@ -3579,6 +3600,23 @@
           <w:szCs w:val="20"/>
         </w:rPr>
         <w:t xml:space="preserve">Numune 0,1 mg hassasiyetli terazide tartılır.</w:t>
+      </w:r>
+    </w:p>
+    <w:p>
+      <w:pPr>
+        <w:pStyle w:val="ListParagraph"/>
+        <w:numPr>
+          <w:ilvl w:val="0"/>
+          <w:numId w:val="2"/>
+        </w:numPr>
+        <w:spacing w:after="60"/>
+      </w:pPr>
+      <w:r>
+        <w:rPr>
+          <w:sz w:val="20"/>
+          <w:szCs w:val="20"/>
+        </w:rPr>
+        <w:t xml:space="preserve">Epoksinin kendi kütle değişimi düzeltilir: her kapta ve fırında numunelerle birlikte 3 küçük epoksi parçası yaşlandırılır ve tartılır.</w:t>
       </w:r>
     </w:p>
     <w:p>
@@ -4306,7 +4344,7 @@
     </w:tbl>
     <w:p>
       <w:pPr>
-        <w:spacing w:after="120" w:before="0"/>
+        <w:spacing w:after="0" w:before="0" w:line="160" w:lineRule="exact"/>
       </w:pPr>
     </w:p>
     <w:p>
@@ -5300,7 +5338,7 @@
     </w:tbl>
     <w:p>
       <w:pPr>
-        <w:spacing w:after="120" w:before="0"/>
+        <w:spacing w:after="0" w:before="0" w:line="160" w:lineRule="exact"/>
       </w:pPr>
     </w:p>
     <w:p>
@@ -5818,7 +5856,7 @@
     </w:tbl>
     <w:p>
       <w:pPr>
-        <w:spacing w:after="120" w:before="0"/>
+        <w:spacing w:after="0" w:before="0" w:line="160" w:lineRule="exact"/>
       </w:pPr>
     </w:p>
     <w:p>
@@ -6906,7 +6944,7 @@
     </w:tbl>
     <w:p>
       <w:pPr>
-        <w:spacing w:after="120" w:before="0"/>
+        <w:spacing w:after="0" w:before="0" w:line="160" w:lineRule="exact"/>
       </w:pPr>
     </w:p>
     <w:p>

--- a/reports/Hairpin yalıtımları temel test planı.docx
+++ b/reports/Hairpin yalıtımları temel test planı.docx
@@ -53,7 +53,7 @@
           <w:sz w:val="18"/>
           <w:szCs w:val="18"/>
         </w:rPr>
-        <w:t xml:space="preserve">Taslak 4 — temel plan</w:t>
+        <w:t xml:space="preserve">Taslak 5 — temel plan</w:t>
       </w:r>
       <w:r>
         <w:rPr>
@@ -79,7 +79,7 @@
           <w:sz w:val="18"/>
           <w:szCs w:val="18"/>
         </w:rPr>
-        <w:t xml:space="preserve">20 Ekim 2026</w:t>
+        <w:t xml:space="preserve">21 Ekim 2026</w:t>
       </w:r>
     </w:p>
     <w:p>
@@ -1976,7 +1976,7 @@
           <w:sz w:val="20"/>
           <w:szCs w:val="20"/>
         </w:rPr>
-        <w:t xml:space="preserve">Numune tipleri:</w:t>
+        <w:t xml:space="preserve">Numune tipleri (Şekil 1):</w:t>
       </w:r>
     </w:p>
     <w:p>
@@ -2370,6 +2370,81 @@
     </w:p>
     <w:p>
       <w:pPr>
+        <w:keepNext/>
+      </w:pPr>
+      <w:r>
+        <w:rPr>
+          <w:sz w:val="20"/>
+          <w:szCs w:val="20"/>
+        </w:rPr>
+        <w:t xml:space="preserve">Bir ölçüm noktasındaki iş sırası Şekil 3'te gösterilmiştir:</w:t>
+      </w:r>
+    </w:p>
+    <w:p>
+      <w:pPr>
+        <w:keepNext/>
+        <w:spacing w:after="60" w:before="120"/>
+        <w:jc w:val="center"/>
+      </w:pPr>
+      <w:r>
+        <w:drawing>
+          <wp:inline distT="0" distB="0" distL="0" distR="0">
+            <wp:extent cx="6096000" cy="2562225"/>
+            <wp:effectExtent t="0" r="0" b="0" l="0"/>
+            <wp:docPr id="1" name="" descr="" title=""/>
+            <wp:cNvGraphicFramePr>
+              <a:graphicFrameLocks xmlns:a="http://schemas.openxmlformats.org/drawingml/2006/main" noChangeAspect="1"/>
+            </wp:cNvGraphicFramePr>
+            <a:graphic xmlns:a="http://schemas.openxmlformats.org/drawingml/2006/main">
+              <a:graphicData uri="http://schemas.openxmlformats.org/drawingml/2006/picture">
+                <pic:pic xmlns:pic="http://schemas.openxmlformats.org/drawingml/2006/picture">
+                  <pic:nvPicPr>
+                    <pic:cNvPr id="0" name="" descr=""/>
+                    <pic:cNvPicPr>
+                      <a:picLocks noChangeAspect="1" noChangeArrowheads="1"/>
+                    </pic:cNvPicPr>
+                  </pic:nvPicPr>
+                  <pic:blipFill>
+                    <a:blip r:embed="rId13" cstate="none"/>
+                    <a:srcRect/>
+                    <a:stretch>
+                      <a:fillRect/>
+                    </a:stretch>
+                  </pic:blipFill>
+                  <pic:spPr bwMode="auto">
+                    <a:xfrm>
+                      <a:off x="0" y="0"/>
+                      <a:ext cx="6096000" cy="2562225"/>
+                    </a:xfrm>
+                    <a:prstGeom prst="rect">
+                      <a:avLst/>
+                    </a:prstGeom>
+                  </pic:spPr>
+                </pic:pic>
+              </a:graphicData>
+            </a:graphic>
+          </wp:inline>
+        </w:drawing>
+      </w:r>
+    </w:p>
+    <w:p>
+      <w:pPr>
+        <w:spacing w:after="200"/>
+        <w:jc w:val="center"/>
+      </w:pPr>
+      <w:r>
+        <w:rPr>
+          <w:i/>
+          <w:iCs/>
+          <w:color w:val="595959"/>
+          <w:sz w:val="18"/>
+          <w:szCs w:val="18"/>
+        </w:rPr>
+        <w:t xml:space="preserve">Şekil 3. Bir ölçüm noktasındaki iş sırası (500, 1000 ve 2000 h)</w:t>
+      </w:r>
+    </w:p>
+    <w:p>
+      <w:pPr>
         <w:pStyle w:val="Heading1"/>
       </w:pPr>
       <w:r>
@@ -3638,6 +3713,69 @@
     </w:p>
     <w:p>
       <w:pPr>
+        <w:keepNext/>
+        <w:spacing w:after="60" w:before="120"/>
+        <w:jc w:val="center"/>
+      </w:pPr>
+      <w:r>
+        <w:drawing>
+          <wp:inline distT="0" distB="0" distL="0" distR="0">
+            <wp:extent cx="6096000" cy="3810000"/>
+            <wp:effectExtent t="0" r="0" b="0" l="0"/>
+            <wp:docPr id="1" name="" descr="" title=""/>
+            <wp:cNvGraphicFramePr>
+              <a:graphicFrameLocks xmlns:a="http://schemas.openxmlformats.org/drawingml/2006/main" noChangeAspect="1"/>
+            </wp:cNvGraphicFramePr>
+            <a:graphic xmlns:a="http://schemas.openxmlformats.org/drawingml/2006/main">
+              <a:graphicData uri="http://schemas.openxmlformats.org/drawingml/2006/picture">
+                <pic:pic xmlns:pic="http://schemas.openxmlformats.org/drawingml/2006/picture">
+                  <pic:nvPicPr>
+                    <pic:cNvPr id="0" name="" descr=""/>
+                    <pic:cNvPicPr>
+                      <a:picLocks noChangeAspect="1" noChangeArrowheads="1"/>
+                    </pic:cNvPicPr>
+                  </pic:nvPicPr>
+                  <pic:blipFill>
+                    <a:blip r:embed="rId14" cstate="none"/>
+                    <a:srcRect/>
+                    <a:stretch>
+                      <a:fillRect/>
+                    </a:stretch>
+                  </pic:blipFill>
+                  <pic:spPr bwMode="auto">
+                    <a:xfrm>
+                      <a:off x="0" y="0"/>
+                      <a:ext cx="6096000" cy="3810000"/>
+                    </a:xfrm>
+                    <a:prstGeom prst="rect">
+                      <a:avLst/>
+                    </a:prstGeom>
+                  </pic:spPr>
+                </pic:pic>
+              </a:graphicData>
+            </a:graphic>
+          </wp:inline>
+        </w:drawing>
+      </w:r>
+    </w:p>
+    <w:p>
+      <w:pPr>
+        <w:spacing w:after="200"/>
+        <w:jc w:val="center"/>
+      </w:pPr>
+      <w:r>
+        <w:rPr>
+          <w:i/>
+          <w:iCs/>
+          <w:color w:val="595959"/>
+          <w:sz w:val="18"/>
+          <w:szCs w:val="18"/>
+        </w:rPr>
+        <w:t xml:space="preserve">Şekil 4. Elektriksel ölçüm düzenleri</w:t>
+      </w:r>
+    </w:p>
+    <w:p>
+      <w:pPr>
         <w:pStyle w:val="Heading2"/>
       </w:pPr>
       <w:r>
@@ -3658,7 +3796,7 @@
           <w:sz w:val="20"/>
           <w:szCs w:val="20"/>
         </w:rPr>
-        <w:t xml:space="preserve">Çiftin bir iletkeni megohmmetrenin yüksek gerilim ucuna, diğeri dönüş ucuna bağlanır.</w:t>
+        <w:t xml:space="preserve">Çiftin bir iletkeni megohmmetrenin yüksek gerilim ucuna, diğeri dönüş ucuna bağlanır (Şekil 4a).</w:t>
       </w:r>
     </w:p>
     <w:p>
@@ -3717,7 +3855,7 @@
           <w:sz w:val="20"/>
           <w:szCs w:val="20"/>
         </w:rPr>
-        <w:t xml:space="preserve">50 Hz AC gerilim çiftin iki iletkeni arasına uygulanır ve sıfırdan yaklaşık 50 V/s hızla artırılır.</w:t>
+        <w:t xml:space="preserve">50 Hz AC gerilim çiftin iki iletkeni arasına uygulanır ve sıfırdan yaklaşık 50 V/s hızla artırılır (devre Şekil 4b, profil Şekil 4c).</w:t>
       </w:r>
     </w:p>
     <w:p>
@@ -3810,7 +3948,7 @@
           <w:sz w:val="20"/>
           <w:szCs w:val="20"/>
         </w:rPr>
-        <w:t xml:space="preserve">Düz numune IEC 60851-5'teki dikdörtgen tel düzeniyle test edilir: numune metal bilye içine gömülür ya da orta bölümü metal folyoyla sarılır. Uçlar elektrodun dışında kalır.</w:t>
+        <w:t xml:space="preserve">Düz numune IEC 60851-5'teki dikdörtgen tel düzeniyle test edilir: numune metal bilye içine gömülür ya da orta bölümü metal folyoyla sarılır. Uçlar elektrodun dışında kalır (Şekil 4d).</w:t>
       </w:r>
     </w:p>
     <w:p>
@@ -4466,7 +4604,7 @@
           <w:sz w:val="20"/>
           <w:szCs w:val="20"/>
         </w:rPr>
-        <w:t xml:space="preserve">Ana ölçüt korunumdur: ölçüm noktasındaki değer / yağsız değer, aynı numunede. Yağın etkisi, aynı süredeki YK korunumu ile HK korunumu arasındaki farktır. Korunum 500, 1000 ve 2000 h'e karşı çizilerek eğilim gösterilir.</w:t>
+        <w:t xml:space="preserve">Ana ölçüt korunumdur: ölçüm noktasındaki değer / yağsız değer, aynı numunede. Yağın etkisi, aynı süredeki YK korunumu ile HK korunumu arasındaki farktır. Korunum 500, 1000 ve 2000 h'e karşı çizilerek eğilim gösterilir (Şekil 5a).</w:t>
       </w:r>
     </w:p>
     <w:p>
@@ -5384,7 +5522,7 @@
           <w:sz w:val="20"/>
           <w:szCs w:val="20"/>
         </w:rPr>
-        <w:t xml:space="preserve">Ölçüm noktalarındaki en düşük PDIV, ilgili sınıfın yaşlanmış hedefini karşılamalı.</w:t>
+        <w:t xml:space="preserve">Ölçüm noktalarındaki en düşük PDIV, ilgili sınıfın yaşlanmış hedefini karşılamalı (okuma örneği: Şekil 5b).</w:t>
       </w:r>
     </w:p>
     <w:p>
@@ -5402,6 +5540,69 @@
           <w:szCs w:val="20"/>
         </w:rPr>
         <w:t xml:space="preserve">BDV korunumu ve görsel bulgular (renk, çatlak, kabarma, kesik uçta korozyon) raporlanır.</w:t>
+      </w:r>
+    </w:p>
+    <w:p>
+      <w:pPr>
+        <w:keepNext/>
+        <w:spacing w:after="60" w:before="120"/>
+        <w:jc w:val="center"/>
+      </w:pPr>
+      <w:r>
+        <w:drawing>
+          <wp:inline distT="0" distB="0" distL="0" distR="0">
+            <wp:extent cx="6096000" cy="2286000"/>
+            <wp:effectExtent t="0" r="0" b="0" l="0"/>
+            <wp:docPr id="1" name="" descr="" title=""/>
+            <wp:cNvGraphicFramePr>
+              <a:graphicFrameLocks xmlns:a="http://schemas.openxmlformats.org/drawingml/2006/main" noChangeAspect="1"/>
+            </wp:cNvGraphicFramePr>
+            <a:graphic xmlns:a="http://schemas.openxmlformats.org/drawingml/2006/main">
+              <a:graphicData uri="http://schemas.openxmlformats.org/drawingml/2006/picture">
+                <pic:pic xmlns:pic="http://schemas.openxmlformats.org/drawingml/2006/picture">
+                  <pic:nvPicPr>
+                    <pic:cNvPr id="0" name="" descr=""/>
+                    <pic:cNvPicPr>
+                      <a:picLocks noChangeAspect="1" noChangeArrowheads="1"/>
+                    </pic:cNvPicPr>
+                  </pic:nvPicPr>
+                  <pic:blipFill>
+                    <a:blip r:embed="rId15" cstate="none"/>
+                    <a:srcRect/>
+                    <a:stretch>
+                      <a:fillRect/>
+                    </a:stretch>
+                  </pic:blipFill>
+                  <pic:spPr bwMode="auto">
+                    <a:xfrm>
+                      <a:off x="0" y="0"/>
+                      <a:ext cx="6096000" cy="2286000"/>
+                    </a:xfrm>
+                    <a:prstGeom prst="rect">
+                      <a:avLst/>
+                    </a:prstGeom>
+                  </pic:spPr>
+                </pic:pic>
+              </a:graphicData>
+            </a:graphic>
+          </wp:inline>
+        </w:drawing>
+      </w:r>
+    </w:p>
+    <w:p>
+      <w:pPr>
+        <w:spacing w:after="200"/>
+        <w:jc w:val="center"/>
+      </w:pPr>
+      <w:r>
+        <w:rPr>
+          <w:i/>
+          <w:iCs/>
+          <w:color w:val="595959"/>
+          <w:sz w:val="18"/>
+          <w:szCs w:val="18"/>
+        </w:rPr>
+        <w:t xml:space="preserve">Şekil 5. Değerlendirmenin okunuşu (şematik örnek)</w:t>
       </w:r>
     </w:p>
     <w:p>
@@ -5880,7 +6081,70 @@
           <w:sz w:val="20"/>
           <w:szCs w:val="20"/>
         </w:rPr>
-        <w:t xml:space="preserve">Aşama 1 yaklaşık 2 hafta sürer. Aşama 2'de 2000 h yaşlandırma yaklaşık 12 hafta sürer; üç ölçüm noktası yaklaşık 3 hafta ekler. Toplam süre yaklaşık 17 haftadır (≈4 ay). B grubu, malzemeler geldiğinde aynı takvimle yürür.</w:t>
+        <w:t xml:space="preserve">Aşama 1 yaklaşık 2 hafta sürer. Aşama 2'de 2000 h yaşlandırma yaklaşık 12 hafta sürer; üç ölçüm noktası yaklaşık 3 hafta ekler. Toplam süre yaklaşık 17 haftadır (≈4 ay). B grubu, malzemeler geldiğinde aynı takvimle yürür (Şekil 6).</w:t>
+      </w:r>
+    </w:p>
+    <w:p>
+      <w:pPr>
+        <w:keepNext/>
+        <w:spacing w:after="60" w:before="120"/>
+        <w:jc w:val="center"/>
+      </w:pPr>
+      <w:r>
+        <w:drawing>
+          <wp:inline distT="0" distB="0" distL="0" distR="0">
+            <wp:extent cx="6096000" cy="2000250"/>
+            <wp:effectExtent t="0" r="0" b="0" l="0"/>
+            <wp:docPr id="1" name="" descr="" title=""/>
+            <wp:cNvGraphicFramePr>
+              <a:graphicFrameLocks xmlns:a="http://schemas.openxmlformats.org/drawingml/2006/main" noChangeAspect="1"/>
+            </wp:cNvGraphicFramePr>
+            <a:graphic xmlns:a="http://schemas.openxmlformats.org/drawingml/2006/main">
+              <a:graphicData uri="http://schemas.openxmlformats.org/drawingml/2006/picture">
+                <pic:pic xmlns:pic="http://schemas.openxmlformats.org/drawingml/2006/picture">
+                  <pic:nvPicPr>
+                    <pic:cNvPr id="0" name="" descr=""/>
+                    <pic:cNvPicPr>
+                      <a:picLocks noChangeAspect="1" noChangeArrowheads="1"/>
+                    </pic:cNvPicPr>
+                  </pic:nvPicPr>
+                  <pic:blipFill>
+                    <a:blip r:embed="rId16" cstate="none"/>
+                    <a:srcRect/>
+                    <a:stretch>
+                      <a:fillRect/>
+                    </a:stretch>
+                  </pic:blipFill>
+                  <pic:spPr bwMode="auto">
+                    <a:xfrm>
+                      <a:off x="0" y="0"/>
+                      <a:ext cx="6096000" cy="2000250"/>
+                    </a:xfrm>
+                    <a:prstGeom prst="rect">
+                      <a:avLst/>
+                    </a:prstGeom>
+                  </pic:spPr>
+                </pic:pic>
+              </a:graphicData>
+            </a:graphic>
+          </wp:inline>
+        </w:drawing>
+      </w:r>
+    </w:p>
+    <w:p>
+      <w:pPr>
+        <w:spacing w:after="200"/>
+        <w:jc w:val="center"/>
+      </w:pPr>
+      <w:r>
+        <w:rPr>
+          <w:i/>
+          <w:iCs/>
+          <w:color w:val="595959"/>
+          <w:sz w:val="18"/>
+          <w:szCs w:val="18"/>
+        </w:rPr>
+        <w:t xml:space="preserve">Şekil 6. Test takvimi</w:t>
       </w:r>
     </w:p>
     <w:p>
@@ -5893,14 +6157,14 @@
     </w:p>
     <w:p>
       <w:pPr>
-        <w:keepNext w:val="false"/>
+        <w:keepNext/>
       </w:pPr>
       <w:r>
         <w:rPr>
           <w:sz w:val="20"/>
           <w:szCs w:val="20"/>
         </w:rPr>
-        <w:t xml:space="preserve">Aşağıdaki testler temel plandan çıkarıldı; kaynak ve zaman olursa eklenebilir.</w:t>
+        <w:t xml:space="preserve">Aşağıdaki testler temel plandan çıkarıldı; kaynak ve zaman olursa eklenebilir:</w:t>
       </w:r>
     </w:p>
     <w:tbl>
